--- a/總部為新加坡舉債轉貸 WHT操作框架.docx
+++ b/總部為新加坡舉債轉貸 WHT操作框架.docx
@@ -3958,190 +3958,555 @@
         <w:pStyle w:val="Heading2"/>
       </w:pPr>
       <w:r>
-        <w:t xml:space="preserve">7.2 事中執行（資金停放與還款）</w:t>
-      </w:r>
-    </w:p>
-    <w:p>
-      <w:pPr>
-        <w:pStyle w:val="ListParagraph"/>
-        <w:numPr>
-          <w:ilvl w:val="0"/>
-          <w:numId w:val="2"/>
-        </w:numPr>
-        <w:spacing w:after="90" w:line="288"/>
-      </w:pPr>
+        <w:t xml:space="preserve">7.2 事中執行：期間策略是「豁免導向」，不是「稅基最小化」</w:t>
+      </w:r>
+    </w:p>
+    <w:p>
+      <w:pPr>
+        <w:spacing w:after="120" w:line="300"/>
+      </w:pPr>
+      <w:r>
+        <w:rPr>
+          <w:b/>
+          <w:bCs/>
+          <w:color w:val="C0504D"/>
+        </w:rPr>
+        <w:t xml:space="preserve">重要修正：</w:t>
+      </w:r>
+      <w:r>
+        <w:t xml:space="preserve">初版建議「壓縮停放期間以縮小 WHT 稅基」。這在策略上是錯的方向，須反轉——因為它與 s13(4) 豁免、以及 BEPS 經濟實質要求直接衝突。</w:t>
+      </w:r>
+    </w:p>
+    <w:p>
+      <w:pPr>
+        <w:spacing w:after="120" w:line="300"/>
+      </w:pPr>
+      <w:r>
+        <w:t xml:space="preserve">關鍵在於：WHT 不該用「把稅基壓到最小、確定繳一點」來管理，而該用「爭取豁免、把稅歸零」來管理。而豁免的</w:t>
+      </w:r>
       <w:r>
         <w:rPr>
           <w:b/>
           <w:bCs/>
         </w:rPr>
-        <w:t xml:space="preserve">壓縮停放期間。</w:t>
-      </w:r>
-      <w:r>
-        <w:t xml:space="preserve">本案各筆停留 &lt; 6 天以控制利息量。期間越短、WHT 稅基越小，但仍須如實計息扣繳。</w:t>
-      </w:r>
-    </w:p>
-    <w:p>
-      <w:pPr>
-        <w:pStyle w:val="ListParagraph"/>
-        <w:numPr>
-          <w:ilvl w:val="0"/>
-          <w:numId w:val="2"/>
-        </w:numPr>
-        <w:spacing w:after="90" w:line="288"/>
-      </w:pPr>
+        <w:t xml:space="preserve">門票，恰恰是「錢真的留下來、真的用於營運」</w:t>
+      </w:r>
+      <w:r>
+        <w:t xml:space="preserve">。停放太短代表這筆資金對新加坡營運毫無實質貢獻，反而</w:t>
+      </w:r>
       <w:r>
         <w:rPr>
           <w:b/>
           <w:bCs/>
         </w:rPr>
-        <w:t xml:space="preserve">如實計算並扣繳 WHT。</w:t>
-      </w:r>
-      <w:r>
-        <w:t xml:space="preserve">線 A 還款連本帶利時，就利息部分按 15%（或 17% 淨額路徑）扣繳；注意</w:t>
-      </w:r>
-      <w:r>
-        <w:rPr>
-          <w:b/>
-          <w:bCs/>
-        </w:rPr>
-        <w:t xml:space="preserve">入帳（credit）即可能觸發扣繳義務</w:t>
-      </w:r>
-      <w:r>
-        <w:t xml:space="preserve">，非以實際付現為限。</w:t>
-      </w:r>
-    </w:p>
-    <w:p>
-      <w:pPr>
-        <w:pStyle w:val="ListParagraph"/>
-        <w:numPr>
-          <w:ilvl w:val="0"/>
-          <w:numId w:val="2"/>
-        </w:numPr>
-        <w:spacing w:after="90" w:line="288"/>
-      </w:pPr>
-      <w:r>
-        <w:rPr>
-          <w:b/>
-          <w:bCs/>
-        </w:rPr>
-        <w:t xml:space="preserve">留存即時單據。</w:t>
-      </w:r>
-      <w:r>
-        <w:t xml:space="preserve">每筆撥款／回流均留指示、流水與計息表，</w:t>
-      </w:r>
-      <w:r>
-        <w:rPr>
-          <w:b/>
-          <w:bCs/>
-        </w:rPr>
-        <w:t xml:space="preserve">即時</w:t>
-      </w:r>
-      <w:r>
-        <w:t xml:space="preserve">建立軌跡，不事後補製。</w:t>
-      </w:r>
-    </w:p>
-    <w:p>
-      <w:pPr>
-        <w:pStyle w:val="Heading2"/>
-      </w:pPr>
-      <w:r>
-        <w:t xml:space="preserve">7.3 申報與防錯</w:t>
-      </w:r>
-    </w:p>
-    <w:p>
-      <w:pPr>
-        <w:pStyle w:val="ListParagraph"/>
-        <w:numPr>
-          <w:ilvl w:val="0"/>
-          <w:numId w:val="2"/>
-        </w:numPr>
-        <w:spacing w:after="90" w:line="288"/>
-      </w:pPr>
-      <w:r>
-        <w:rPr>
-          <w:b/>
-          <w:bCs/>
-        </w:rPr>
-        <w:t xml:space="preserve">S45 申報。</w:t>
-      </w:r>
-      <w:r>
-        <w:t xml:space="preserve">於付款／入帳日後次二個月 15 日前完成新加坡 WHT 申報與繳納。</w:t>
-      </w:r>
-    </w:p>
-    <w:p>
-      <w:pPr>
-        <w:pStyle w:val="ListParagraph"/>
-        <w:numPr>
-          <w:ilvl w:val="0"/>
-          <w:numId w:val="2"/>
-        </w:numPr>
-        <w:spacing w:after="90" w:line="288"/>
-      </w:pPr>
-      <w:r>
-        <w:rPr>
-          <w:b/>
-          <w:bCs/>
-        </w:rPr>
-        <w:t xml:space="preserve">PE 企業稅申報。</w:t>
-      </w:r>
-      <w:r>
-        <w:t xml:space="preserve">UMCSG 之利息收入／費用併入 Form C；確認線 A 利息費用與收入之配對。</w:t>
-      </w:r>
-    </w:p>
-    <w:p>
-      <w:pPr>
-        <w:pStyle w:val="ListParagraph"/>
-        <w:numPr>
-          <w:ilvl w:val="0"/>
-          <w:numId w:val="2"/>
-        </w:numPr>
-        <w:spacing w:after="90" w:line="288"/>
-      </w:pPr>
-      <w:r>
-        <w:rPr>
-          <w:b/>
-          <w:bCs/>
-        </w:rPr>
-        <w:t xml:space="preserve">台灣端。</w:t>
-      </w:r>
-      <w:r>
-        <w:t xml:space="preserve">分公司損益併入總部營所稅；綠債票息列為總部可扣抵之融資費用。</w:t>
-      </w:r>
-    </w:p>
-    <w:p>
-      <w:pPr>
-        <w:pStyle w:val="ListParagraph"/>
-        <w:numPr>
-          <w:ilvl w:val="0"/>
-          <w:numId w:val="2"/>
-        </w:numPr>
-        <w:spacing w:after="90" w:line="288"/>
-      </w:pPr>
-      <w:r>
-        <w:rPr>
-          <w:b/>
-          <w:bCs/>
-        </w:rPr>
-        <w:t xml:space="preserve">線 B 防誤課。</w:t>
-      </w:r>
-      <w:r>
-        <w:t xml:space="preserve">若同期有自有資金停放，主動於申報時</w:t>
-      </w:r>
-      <w:r>
-        <w:rPr>
-          <w:b/>
-          <w:bCs/>
-        </w:rPr>
-        <w:t xml:space="preserve">附軌跡說明</w:t>
-      </w:r>
-      <w:r>
-        <w:t xml:space="preserve">，預先劃清其非新加坡來源，避免被歸入線 A。</w:t>
-      </w:r>
-    </w:p>
-    <w:p>
-      <w:pPr>
-        <w:spacing w:after="100"/>
+        <w:t xml:space="preserve">摧毀了豁免的正當性</w:t>
+      </w:r>
+      <w:r>
+        <w:t xml:space="preserve">。</w:t>
+      </w:r>
+    </w:p>
+    <w:tbl>
+      <w:tblPr>
+        <w:tblW w:type="dxa" w:w="9360"/>
+        <w:tblBorders>
+          <w:top w:val="single" w:color="auto" w:sz="4"/>
+          <w:left w:val="single" w:color="auto" w:sz="4"/>
+          <w:bottom w:val="single" w:color="auto" w:sz="4"/>
+          <w:right w:val="single" w:color="auto" w:sz="4"/>
+          <w:insideH w:val="single" w:color="auto" w:sz="4"/>
+          <w:insideV w:val="single" w:color="auto" w:sz="4"/>
+        </w:tblBorders>
+      </w:tblPr>
+      <w:tblGrid>
+        <w:gridCol w:w="2000"/>
+        <w:gridCol w:w="3680"/>
+        <w:gridCol w:w="3680"/>
+      </w:tblGrid>
+      <w:tr>
+        <w:trPr>
+          <w:tblHeader/>
+        </w:trPr>
+        <w:tc>
+          <w:tcPr>
+            <w:tcW w:type="dxa" w:w="2000"/>
+            <w:tcBorders>
+              <w:top w:val="single" w:color="BFBFBF" w:sz="1"/>
+              <w:left w:val="single" w:color="BFBFBF" w:sz="1"/>
+              <w:bottom w:val="single" w:color="BFBFBF" w:sz="1"/>
+              <w:right w:val="single" w:color="BFBFBF" w:sz="1"/>
+            </w:tcBorders>
+            <w:shd w:fill="1F3864" w:val="clear"/>
+            <w:tcMar>
+              <w:top w:type="dxa" w:w="80"/>
+              <w:left w:type="dxa" w:w="110"/>
+              <w:bottom w:type="dxa" w:w="80"/>
+              <w:right w:type="dxa" w:w="110"/>
+            </w:tcMar>
+            <w:vAlign w:val="center"/>
+          </w:tcPr>
+          <w:p>
+            <w:r>
+              <w:rPr>
+                <w:b/>
+                <w:bCs/>
+                <w:color w:val="FFFFFF"/>
+                <w:sz w:val="19"/>
+                <w:szCs w:val="19"/>
+              </w:rPr>
+              <w:t xml:space="preserve"/>
+            </w:r>
+          </w:p>
+        </w:tc>
+        <w:tc>
+          <w:tcPr>
+            <w:tcW w:type="dxa" w:w="3680"/>
+            <w:tcBorders>
+              <w:top w:val="single" w:color="BFBFBF" w:sz="1"/>
+              <w:left w:val="single" w:color="BFBFBF" w:sz="1"/>
+              <w:bottom w:val="single" w:color="BFBFBF" w:sz="1"/>
+              <w:right w:val="single" w:color="BFBFBF" w:sz="1"/>
+            </w:tcBorders>
+            <w:shd w:fill="1F3864" w:val="clear"/>
+            <w:tcMar>
+              <w:top w:type="dxa" w:w="80"/>
+              <w:left w:type="dxa" w:w="110"/>
+              <w:bottom w:type="dxa" w:w="80"/>
+              <w:right w:type="dxa" w:w="110"/>
+            </w:tcMar>
+            <w:vAlign w:val="center"/>
+          </w:tcPr>
+          <w:p>
+            <w:r>
+              <w:rPr>
+                <w:b/>
+                <w:bCs/>
+                <w:color w:val="FFFFFF"/>
+                <w:sz w:val="19"/>
+                <w:szCs w:val="19"/>
+              </w:rPr>
+              <w:t xml:space="preserve">期間短（過水）</w:t>
+            </w:r>
+          </w:p>
+        </w:tc>
+        <w:tc>
+          <w:tcPr>
+            <w:tcW w:type="dxa" w:w="3680"/>
+            <w:tcBorders>
+              <w:top w:val="single" w:color="BFBFBF" w:sz="1"/>
+              <w:left w:val="single" w:color="BFBFBF" w:sz="1"/>
+              <w:bottom w:val="single" w:color="BFBFBF" w:sz="1"/>
+              <w:right w:val="single" w:color="BFBFBF" w:sz="1"/>
+            </w:tcBorders>
+            <w:shd w:fill="1F3864" w:val="clear"/>
+            <w:tcMar>
+              <w:top w:type="dxa" w:w="80"/>
+              <w:left w:type="dxa" w:w="110"/>
+              <w:bottom w:type="dxa" w:w="80"/>
+              <w:right w:type="dxa" w:w="110"/>
+            </w:tcMar>
+            <w:vAlign w:val="center"/>
+          </w:tcPr>
+          <w:p>
+            <w:r>
+              <w:rPr>
+                <w:b/>
+                <w:bCs/>
+                <w:color w:val="FFFFFF"/>
+                <w:sz w:val="19"/>
+                <w:szCs w:val="19"/>
+              </w:rPr>
+              <w:t xml:space="preserve">期間正常（實質投入營運）</w:t>
+            </w:r>
+          </w:p>
+        </w:tc>
+      </w:tr>
+      <w:tr>
+        <w:tc>
+          <w:tcPr>
+            <w:tcW w:type="dxa" w:w="2000"/>
+            <w:tcBorders>
+              <w:top w:val="single" w:color="BFBFBF" w:sz="1"/>
+              <w:left w:val="single" w:color="BFBFBF" w:sz="1"/>
+              <w:bottom w:val="single" w:color="BFBFBF" w:sz="1"/>
+              <w:right w:val="single" w:color="BFBFBF" w:sz="1"/>
+            </w:tcBorders>
+            <w:shd w:fill="FFFFFF" w:val="clear"/>
+            <w:tcMar>
+              <w:top w:type="dxa" w:w="70"/>
+              <w:left w:type="dxa" w:w="110"/>
+              <w:bottom w:type="dxa" w:w="70"/>
+              <w:right w:type="dxa" w:w="110"/>
+            </w:tcMar>
+            <w:vAlign w:val="center"/>
+          </w:tcPr>
+          <w:p>
+            <w:pPr>
+              <w:spacing w:after="0"/>
+            </w:pPr>
+            <w:r>
+              <w:rPr>
+                <w:b/>
+                <w:bCs/>
+              </w:rPr>
+              <w:t xml:space="preserve">WHT 名目稅基</w:t>
+            </w:r>
+          </w:p>
+        </w:tc>
+        <w:tc>
+          <w:tcPr>
+            <w:tcW w:type="dxa" w:w="3680"/>
+            <w:tcBorders>
+              <w:top w:val="single" w:color="BFBFBF" w:sz="1"/>
+              <w:left w:val="single" w:color="BFBFBF" w:sz="1"/>
+              <w:bottom w:val="single" w:color="BFBFBF" w:sz="1"/>
+              <w:right w:val="single" w:color="BFBFBF" w:sz="1"/>
+            </w:tcBorders>
+            <w:shd w:fill="FFFFFF" w:val="clear"/>
+            <w:tcMar>
+              <w:top w:type="dxa" w:w="70"/>
+              <w:left w:type="dxa" w:w="110"/>
+              <w:bottom w:type="dxa" w:w="70"/>
+              <w:right w:type="dxa" w:w="110"/>
+            </w:tcMar>
+            <w:vAlign w:val="center"/>
+          </w:tcPr>
+          <w:p>
+            <w:pPr>
+              <w:spacing w:after="0"/>
+            </w:pPr>
+            <w:r>
+              <w:rPr>
+                <w:sz w:val="19"/>
+                <w:szCs w:val="19"/>
+              </w:rPr>
+              <w:t xml:space="preserve">小</w:t>
+            </w:r>
+          </w:p>
+        </w:tc>
+        <w:tc>
+          <w:tcPr>
+            <w:tcW w:type="dxa" w:w="3680"/>
+            <w:tcBorders>
+              <w:top w:val="single" w:color="BFBFBF" w:sz="1"/>
+              <w:left w:val="single" w:color="BFBFBF" w:sz="1"/>
+              <w:bottom w:val="single" w:color="BFBFBF" w:sz="1"/>
+              <w:right w:val="single" w:color="BFBFBF" w:sz="1"/>
+            </w:tcBorders>
+            <w:shd w:fill="FFFFFF" w:val="clear"/>
+            <w:tcMar>
+              <w:top w:type="dxa" w:w="70"/>
+              <w:left w:type="dxa" w:w="110"/>
+              <w:bottom w:type="dxa" w:w="70"/>
+              <w:right w:type="dxa" w:w="110"/>
+            </w:tcMar>
+            <w:vAlign w:val="center"/>
+          </w:tcPr>
+          <w:p>
+            <w:pPr>
+              <w:spacing w:after="0"/>
+            </w:pPr>
+            <w:r>
+              <w:rPr>
+                <w:sz w:val="19"/>
+                <w:szCs w:val="19"/>
+              </w:rPr>
+              <w:t xml:space="preserve">大</w:t>
+            </w:r>
+          </w:p>
+        </w:tc>
+      </w:tr>
+      <w:tr>
+        <w:tc>
+          <w:tcPr>
+            <w:tcW w:type="dxa" w:w="2000"/>
+            <w:tcBorders>
+              <w:top w:val="single" w:color="BFBFBF" w:sz="1"/>
+              <w:left w:val="single" w:color="BFBFBF" w:sz="1"/>
+              <w:bottom w:val="single" w:color="BFBFBF" w:sz="1"/>
+              <w:right w:val="single" w:color="BFBFBF" w:sz="1"/>
+            </w:tcBorders>
+            <w:shd w:fill="F2F2F2" w:val="clear"/>
+            <w:tcMar>
+              <w:top w:type="dxa" w:w="70"/>
+              <w:left w:type="dxa" w:w="110"/>
+              <w:bottom w:type="dxa" w:w="70"/>
+              <w:right w:type="dxa" w:w="110"/>
+            </w:tcMar>
+            <w:vAlign w:val="center"/>
+          </w:tcPr>
+          <w:p>
+            <w:pPr>
+              <w:spacing w:after="0"/>
+            </w:pPr>
+            <w:r>
+              <w:rPr>
+                <w:b/>
+                <w:bCs/>
+              </w:rPr>
+              <w:t xml:space="preserve">對 SG 營運實質貢獻</w:t>
+            </w:r>
+          </w:p>
+        </w:tc>
+        <w:tc>
+          <w:tcPr>
+            <w:tcW w:type="dxa" w:w="3680"/>
+            <w:tcBorders>
+              <w:top w:val="single" w:color="BFBFBF" w:sz="1"/>
+              <w:left w:val="single" w:color="BFBFBF" w:sz="1"/>
+              <w:bottom w:val="single" w:color="BFBFBF" w:sz="1"/>
+              <w:right w:val="single" w:color="BFBFBF" w:sz="1"/>
+            </w:tcBorders>
+            <w:shd w:fill="F2F2F2" w:val="clear"/>
+            <w:tcMar>
+              <w:top w:type="dxa" w:w="70"/>
+              <w:left w:type="dxa" w:w="110"/>
+              <w:bottom w:type="dxa" w:w="70"/>
+              <w:right w:type="dxa" w:w="110"/>
+            </w:tcMar>
+            <w:vAlign w:val="center"/>
+          </w:tcPr>
+          <w:p>
+            <w:pPr>
+              <w:spacing w:after="0"/>
+            </w:pPr>
+            <w:r>
+              <w:rPr>
+                <w:sz w:val="19"/>
+                <w:szCs w:val="19"/>
+              </w:rPr>
+              <w:t xml:space="preserve">趨近零</w:t>
+            </w:r>
+          </w:p>
+        </w:tc>
+        <w:tc>
+          <w:tcPr>
+            <w:tcW w:type="dxa" w:w="3680"/>
+            <w:tcBorders>
+              <w:top w:val="single" w:color="BFBFBF" w:sz="1"/>
+              <w:left w:val="single" w:color="BFBFBF" w:sz="1"/>
+              <w:bottom w:val="single" w:color="BFBFBF" w:sz="1"/>
+              <w:right w:val="single" w:color="BFBFBF" w:sz="1"/>
+            </w:tcBorders>
+            <w:shd w:fill="F2F2F2" w:val="clear"/>
+            <w:tcMar>
+              <w:top w:type="dxa" w:w="70"/>
+              <w:left w:type="dxa" w:w="110"/>
+              <w:bottom w:type="dxa" w:w="70"/>
+              <w:right w:type="dxa" w:w="110"/>
+            </w:tcMar>
+            <w:vAlign w:val="center"/>
+          </w:tcPr>
+          <w:p>
+            <w:pPr>
+              <w:spacing w:after="0"/>
+            </w:pPr>
+            <w:r>
+              <w:rPr>
+                <w:sz w:val="19"/>
+                <w:szCs w:val="19"/>
+              </w:rPr>
+              <w:t xml:space="preserve">有實質貢獻</w:t>
+            </w:r>
+          </w:p>
+        </w:tc>
+      </w:tr>
+      <w:tr>
+        <w:tc>
+          <w:tcPr>
+            <w:tcW w:type="dxa" w:w="2000"/>
+            <w:tcBorders>
+              <w:top w:val="single" w:color="BFBFBF" w:sz="1"/>
+              <w:left w:val="single" w:color="BFBFBF" w:sz="1"/>
+              <w:bottom w:val="single" w:color="BFBFBF" w:sz="1"/>
+              <w:right w:val="single" w:color="BFBFBF" w:sz="1"/>
+            </w:tcBorders>
+            <w:shd w:fill="FFFFFF" w:val="clear"/>
+            <w:tcMar>
+              <w:top w:type="dxa" w:w="70"/>
+              <w:left w:type="dxa" w:w="110"/>
+              <w:bottom w:type="dxa" w:w="70"/>
+              <w:right w:type="dxa" w:w="110"/>
+            </w:tcMar>
+            <w:vAlign w:val="center"/>
+          </w:tcPr>
+          <w:p>
+            <w:pPr>
+              <w:spacing w:after="0"/>
+            </w:pPr>
+            <w:r>
+              <w:rPr>
+                <w:b/>
+                <w:bCs/>
+              </w:rPr>
+              <w:t xml:space="preserve">s13(4) 豁免正當性</w:t>
+            </w:r>
+          </w:p>
+        </w:tc>
+        <w:tc>
+          <w:tcPr>
+            <w:tcW w:type="dxa" w:w="3680"/>
+            <w:tcBorders>
+              <w:top w:val="single" w:color="BFBFBF" w:sz="1"/>
+              <w:left w:val="single" w:color="BFBFBF" w:sz="1"/>
+              <w:bottom w:val="single" w:color="BFBFBF" w:sz="1"/>
+              <w:right w:val="single" w:color="BFBFBF" w:sz="1"/>
+            </w:tcBorders>
+            <w:shd w:fill="FFFFFF" w:val="clear"/>
+            <w:tcMar>
+              <w:top w:type="dxa" w:w="70"/>
+              <w:left w:type="dxa" w:w="110"/>
+              <w:bottom w:type="dxa" w:w="70"/>
+              <w:right w:type="dxa" w:w="110"/>
+            </w:tcMar>
+            <w:vAlign w:val="center"/>
+          </w:tcPr>
+          <w:p>
+            <w:pPr>
+              <w:spacing w:after="0"/>
+            </w:pPr>
+            <w:r>
+              <w:rPr>
+                <w:b/>
+                <w:bCs/>
+                <w:color w:val="833C00"/>
+              </w:rPr>
+              <w:t xml:space="preserve">撐不起 → 豁免失敗</w:t>
+            </w:r>
+          </w:p>
+        </w:tc>
+        <w:tc>
+          <w:tcPr>
+            <w:tcW w:type="dxa" w:w="3680"/>
+            <w:tcBorders>
+              <w:top w:val="single" w:color="BFBFBF" w:sz="1"/>
+              <w:left w:val="single" w:color="BFBFBF" w:sz="1"/>
+              <w:bottom w:val="single" w:color="BFBFBF" w:sz="1"/>
+              <w:right w:val="single" w:color="BFBFBF" w:sz="1"/>
+            </w:tcBorders>
+            <w:shd w:fill="FFFFFF" w:val="clear"/>
+            <w:tcMar>
+              <w:top w:type="dxa" w:w="70"/>
+              <w:left w:type="dxa" w:w="110"/>
+              <w:bottom w:type="dxa" w:w="70"/>
+              <w:right w:type="dxa" w:w="110"/>
+            </w:tcMar>
+            <w:vAlign w:val="center"/>
+          </w:tcPr>
+          <w:p>
+            <w:pPr>
+              <w:spacing w:after="0"/>
+            </w:pPr>
+            <w:r>
+              <w:rPr>
+                <w:b/>
+                <w:bCs/>
+                <w:color w:val="375623"/>
+              </w:rPr>
+              <w:t xml:space="preserve">站得住 → 有機會全免</w:t>
+            </w:r>
+          </w:p>
+        </w:tc>
+      </w:tr>
+      <w:tr>
+        <w:tc>
+          <w:tcPr>
+            <w:tcW w:type="dxa" w:w="2000"/>
+            <w:tcBorders>
+              <w:top w:val="single" w:color="BFBFBF" w:sz="1"/>
+              <w:left w:val="single" w:color="BFBFBF" w:sz="1"/>
+              <w:bottom w:val="single" w:color="BFBFBF" w:sz="1"/>
+              <w:right w:val="single" w:color="BFBFBF" w:sz="1"/>
+            </w:tcBorders>
+            <w:shd w:fill="F2F2F2" w:val="clear"/>
+            <w:tcMar>
+              <w:top w:type="dxa" w:w="70"/>
+              <w:left w:type="dxa" w:w="110"/>
+              <w:bottom w:type="dxa" w:w="70"/>
+              <w:right w:type="dxa" w:w="110"/>
+            </w:tcMar>
+            <w:vAlign w:val="center"/>
+          </w:tcPr>
+          <w:p>
+            <w:pPr>
+              <w:spacing w:after="0"/>
+            </w:pPr>
+            <w:r>
+              <w:rPr>
+                <w:b/>
+                <w:bCs/>
+              </w:rPr>
+              <w:t xml:space="preserve">WHT 實繳</w:t>
+            </w:r>
+          </w:p>
+        </w:tc>
+        <w:tc>
+          <w:tcPr>
+            <w:tcW w:type="dxa" w:w="3680"/>
+            <w:tcBorders>
+              <w:top w:val="single" w:color="BFBFBF" w:sz="1"/>
+              <w:left w:val="single" w:color="BFBFBF" w:sz="1"/>
+              <w:bottom w:val="single" w:color="BFBFBF" w:sz="1"/>
+              <w:right w:val="single" w:color="BFBFBF" w:sz="1"/>
+            </w:tcBorders>
+            <w:shd w:fill="F2F2F2" w:val="clear"/>
+            <w:tcMar>
+              <w:top w:type="dxa" w:w="70"/>
+              <w:left w:type="dxa" w:w="110"/>
+              <w:bottom w:type="dxa" w:w="70"/>
+              <w:right w:type="dxa" w:w="110"/>
+            </w:tcMar>
+            <w:vAlign w:val="center"/>
+          </w:tcPr>
+          <w:p>
+            <w:pPr>
+              <w:spacing w:after="0"/>
+            </w:pPr>
+            <w:r>
+              <w:rPr>
+                <w:sz w:val="19"/>
+                <w:szCs w:val="19"/>
+              </w:rPr>
+              <w:t xml:space="preserve">小額，但確定要繳</w:t>
+            </w:r>
+          </w:p>
+        </w:tc>
+        <w:tc>
+          <w:tcPr>
+            <w:tcW w:type="dxa" w:w="3680"/>
+            <w:tcBorders>
+              <w:top w:val="single" w:color="BFBFBF" w:sz="1"/>
+              <w:left w:val="single" w:color="BFBFBF" w:sz="1"/>
+              <w:bottom w:val="single" w:color="BFBFBF" w:sz="1"/>
+              <w:right w:val="single" w:color="BFBFBF" w:sz="1"/>
+            </w:tcBorders>
+            <w:shd w:fill="F2F2F2" w:val="clear"/>
+            <w:tcMar>
+              <w:top w:type="dxa" w:w="70"/>
+              <w:left w:type="dxa" w:w="110"/>
+              <w:bottom w:type="dxa" w:w="70"/>
+              <w:right w:type="dxa" w:w="110"/>
+            </w:tcMar>
+            <w:vAlign w:val="center"/>
+          </w:tcPr>
+          <w:p>
+            <w:pPr>
+              <w:spacing w:after="0"/>
+            </w:pPr>
+            <w:r>
+              <w:rPr>
+                <w:b/>
+                <w:bCs/>
+                <w:color w:val="375623"/>
+              </w:rPr>
+              <w:t xml:space="preserve">0（若豁免成功）</w:t>
+            </w:r>
+          </w:p>
+        </w:tc>
+      </w:tr>
+    </w:tbl>
+    <w:p>
+      <w:pPr>
+        <w:spacing w:after="80"/>
       </w:pPr>
       <w:r>
         <w:t xml:space="preserve"/>
@@ -4184,7 +4549,7 @@
                 <w:bCs/>
                 <w:color w:val="1F6B5C"/>
               </w:rPr>
-              <w:t xml:space="preserve">一頁檢核表（影印版）</w:t>
+              <w:t xml:space="preserve">決策規則</w:t>
             </w:r>
           </w:p>
           <w:p>
@@ -4197,7 +4562,14 @@
               <w:spacing w:after="90" w:line="288"/>
             </w:pPr>
             <w:r>
-              <w:t xml:space="preserve">☐ 此筆資金是「供 SG 營運之借款（線 A）」還是「自有資金停放（線 B）」？</w:t>
+              <w:rPr>
+                <w:b/>
+                <w:bCs/>
+              </w:rPr>
+              <w:t xml:space="preserve">若資金只是短期週轉／過水</w:t>
+            </w:r>
+            <w:r>
+              <w:t xml:space="preserve">（如本案）→ 接受小額 WHT，不強求豁免（申請也難過）。</w:t>
             </w:r>
           </w:p>
           <w:p>
@@ -4210,7 +4582,223 @@
               <w:spacing w:after="90" w:line="288"/>
             </w:pPr>
             <w:r>
-              <w:t xml:space="preserve">☐ 兩類資金是否已分戶、分帳、源頭分流？</w:t>
+              <w:rPr>
+                <w:b/>
+                <w:bCs/>
+              </w:rPr>
+              <w:t xml:space="preserve">若資金為真實營運投入</w:t>
+            </w:r>
+            <w:r>
+              <w:t xml:space="preserve">→ 讓它停足、實際用於營運，據以爭取 s13(4) 全免；此時「正常期間」雖名目 WHT 高，但有機會整筆歸零。</w:t>
+            </w:r>
+          </w:p>
+        </w:tc>
+      </w:tr>
+    </w:tbl>
+    <w:p>
+      <w:pPr>
+        <w:pStyle w:val="ListParagraph"/>
+        <w:numPr>
+          <w:ilvl w:val="0"/>
+          <w:numId w:val="2"/>
+        </w:numPr>
+        <w:spacing w:after="90" w:line="288"/>
+      </w:pPr>
+      <w:r>
+        <w:rPr>
+          <w:b/>
+          <w:bCs/>
+        </w:rPr>
+        <w:t xml:space="preserve">如實計算並扣繳 WHT。</w:t>
+      </w:r>
+      <w:r>
+        <w:t xml:space="preserve">線 A 還款連本帶利時，就利息部分按 15%（或 17% 淨額路徑）扣繳；注意</w:t>
+      </w:r>
+      <w:r>
+        <w:rPr>
+          <w:b/>
+          <w:bCs/>
+        </w:rPr>
+        <w:t xml:space="preserve">入帳（credit）即可能觸發扣繳義務</w:t>
+      </w:r>
+      <w:r>
+        <w:t xml:space="preserve">，非以實際付現為限。</w:t>
+      </w:r>
+    </w:p>
+    <w:p>
+      <w:pPr>
+        <w:pStyle w:val="ListParagraph"/>
+        <w:numPr>
+          <w:ilvl w:val="0"/>
+          <w:numId w:val="2"/>
+        </w:numPr>
+        <w:spacing w:after="90" w:line="288"/>
+      </w:pPr>
+      <w:r>
+        <w:rPr>
+          <w:b/>
+          <w:bCs/>
+        </w:rPr>
+        <w:t xml:space="preserve">留存即時單據。</w:t>
+      </w:r>
+      <w:r>
+        <w:t xml:space="preserve">每筆撥款／回流均留指示、流水與計息表，</w:t>
+      </w:r>
+      <w:r>
+        <w:rPr>
+          <w:b/>
+          <w:bCs/>
+        </w:rPr>
+        <w:t xml:space="preserve">即時</w:t>
+      </w:r>
+      <w:r>
+        <w:t xml:space="preserve">建立軌跡，不事後補製。</w:t>
+      </w:r>
+    </w:p>
+    <w:p>
+      <w:pPr>
+        <w:pStyle w:val="Heading2"/>
+      </w:pPr>
+      <w:r>
+        <w:t xml:space="preserve">7.3 申報與防錯</w:t>
+      </w:r>
+    </w:p>
+    <w:p>
+      <w:pPr>
+        <w:pStyle w:val="ListParagraph"/>
+        <w:numPr>
+          <w:ilvl w:val="0"/>
+          <w:numId w:val="2"/>
+        </w:numPr>
+        <w:spacing w:after="90" w:line="288"/>
+      </w:pPr>
+      <w:r>
+        <w:rPr>
+          <w:b/>
+          <w:bCs/>
+        </w:rPr>
+        <w:t xml:space="preserve">S45 申報。</w:t>
+      </w:r>
+      <w:r>
+        <w:t xml:space="preserve">於付款／入帳日後次二個月 15 日前完成新加坡 WHT 申報與繳納。</w:t>
+      </w:r>
+    </w:p>
+    <w:p>
+      <w:pPr>
+        <w:pStyle w:val="ListParagraph"/>
+        <w:numPr>
+          <w:ilvl w:val="0"/>
+          <w:numId w:val="2"/>
+        </w:numPr>
+        <w:spacing w:after="90" w:line="288"/>
+      </w:pPr>
+      <w:r>
+        <w:rPr>
+          <w:b/>
+          <w:bCs/>
+        </w:rPr>
+        <w:t xml:space="preserve">PE 企業稅申報。</w:t>
+      </w:r>
+      <w:r>
+        <w:t xml:space="preserve">UMCSG 之利息收入／費用併入 Form C；確認線 A 利息費用與收入之配對。</w:t>
+      </w:r>
+    </w:p>
+    <w:p>
+      <w:pPr>
+        <w:pStyle w:val="ListParagraph"/>
+        <w:numPr>
+          <w:ilvl w:val="0"/>
+          <w:numId w:val="2"/>
+        </w:numPr>
+        <w:spacing w:after="90" w:line="288"/>
+      </w:pPr>
+      <w:r>
+        <w:rPr>
+          <w:b/>
+          <w:bCs/>
+        </w:rPr>
+        <w:t xml:space="preserve">台灣端。</w:t>
+      </w:r>
+      <w:r>
+        <w:t xml:space="preserve">分公司損益併入總部營所稅；綠債票息列為總部可扣抵之融資費用。</w:t>
+      </w:r>
+    </w:p>
+    <w:p>
+      <w:pPr>
+        <w:pStyle w:val="ListParagraph"/>
+        <w:numPr>
+          <w:ilvl w:val="0"/>
+          <w:numId w:val="2"/>
+        </w:numPr>
+        <w:spacing w:after="90" w:line="288"/>
+      </w:pPr>
+      <w:r>
+        <w:rPr>
+          <w:b/>
+          <w:bCs/>
+        </w:rPr>
+        <w:t xml:space="preserve">線 B 防誤課。</w:t>
+      </w:r>
+      <w:r>
+        <w:t xml:space="preserve">若同期有自有資金停放，主動於申報時</w:t>
+      </w:r>
+      <w:r>
+        <w:rPr>
+          <w:b/>
+          <w:bCs/>
+        </w:rPr>
+        <w:t xml:space="preserve">附軌跡說明</w:t>
+      </w:r>
+      <w:r>
+        <w:t xml:space="preserve">，預先劃清其非新加坡來源，避免被歸入線 A。</w:t>
+      </w:r>
+    </w:p>
+    <w:p>
+      <w:pPr>
+        <w:spacing w:after="100"/>
+      </w:pPr>
+      <w:r>
+        <w:t xml:space="preserve"/>
+      </w:r>
+    </w:p>
+    <w:tbl>
+      <w:tblPr>
+        <w:tblW w:type="dxa" w:w="9360"/>
+        <w:tblBorders>
+          <w:top w:val="single" w:color="D9EFE9" w:sz="1"/>
+          <w:left w:val="single" w:color="1F6B5C" w:sz="24"/>
+          <w:bottom w:val="single" w:color="D9EFE9" w:sz="1"/>
+          <w:right w:val="single" w:color="D9EFE9" w:sz="1"/>
+          <w:insideH w:val="single" w:color="auto" w:sz="4"/>
+          <w:insideV w:val="single" w:color="auto" w:sz="4"/>
+        </w:tblBorders>
+      </w:tblPr>
+      <w:tblGrid>
+        <w:gridCol w:w="9360"/>
+      </w:tblGrid>
+      <w:tr>
+        <w:tc>
+          <w:tcPr>
+            <w:tcW w:type="dxa" w:w="9360"/>
+            <w:shd w:fill="D9EFE9" w:val="clear"/>
+            <w:tcMar>
+              <w:top w:type="dxa" w:w="120"/>
+              <w:left w:type="dxa" w:w="200"/>
+              <w:bottom w:type="dxa" w:w="120"/>
+              <w:right w:type="dxa" w:w="160"/>
+            </w:tcMar>
+          </w:tcPr>
+          <w:p>
+            <w:pPr>
+              <w:spacing w:after="60"/>
+            </w:pPr>
+            <w:r>
+              <w:rPr>
+                <w:b/>
+                <w:bCs/>
+                <w:color w:val="1F6B5C"/>
+              </w:rPr>
+              <w:t xml:space="preserve">一頁檢核表（影印版）</w:t>
             </w:r>
           </w:p>
           <w:p>
@@ -4223,7 +4811,7 @@
               <w:spacing w:after="90" w:line="288"/>
             </w:pPr>
             <w:r>
-              <w:t xml:space="preserve">☐ 借款合約、轉貸利率（AOA）、用途文件是否齊備？</w:t>
+              <w:t xml:space="preserve">☐ 此筆資金是「供 SG 營運之借款（線 A）」還是「自有資金停放（線 B）」？</w:t>
             </w:r>
           </w:p>
           <w:p>
@@ -4236,7 +4824,7 @@
               <w:spacing w:after="90" w:line="288"/>
             </w:pPr>
             <w:r>
-              <w:t xml:space="preserve">☐ 線 A：WHT 走 15% 毛額還是 17% 淨額？已決策？</w:t>
+              <w:t xml:space="preserve">☐ 兩類資金是否已分戶、分帳、源頭分流？</w:t>
             </w:r>
           </w:p>
           <w:p>
@@ -4249,7 +4837,7 @@
               <w:spacing w:after="90" w:line="288"/>
             </w:pPr>
             <w:r>
-              <w:t xml:space="preserve">☐ 還款時是否就利息部分如實扣繳？入帳是否已觸發義務？</w:t>
+              <w:t xml:space="preserve">☐ 借款合約、轉貸利率（AOA）、用途文件是否齊備？</w:t>
             </w:r>
           </w:p>
           <w:p>
@@ -4262,7 +4850,7 @@
               <w:spacing w:after="90" w:line="288"/>
             </w:pPr>
             <w:r>
-              <w:t xml:space="preserve">☐ S45 是否於次二月 15 日前申報？</w:t>
+              <w:t xml:space="preserve">☐ 線 A：WHT 走 15% 毛額還是 17% 淨額？已決策？</w:t>
             </w:r>
           </w:p>
           <w:p>
@@ -4275,6 +4863,32 @@
               <w:spacing w:after="90" w:line="288"/>
             </w:pPr>
             <w:r>
+              <w:t xml:space="preserve">☐ 還款時是否就利息部分如實扣繳？入帳是否已觸發義務？</w:t>
+            </w:r>
+          </w:p>
+          <w:p>
+            <w:pPr>
+              <w:pStyle w:val="ListParagraph"/>
+              <w:numPr>
+                <w:ilvl w:val="0"/>
+                <w:numId w:val="3"/>
+              </w:numPr>
+              <w:spacing w:after="90" w:line="288"/>
+            </w:pPr>
+            <w:r>
+              <w:t xml:space="preserve">☐ S45 是否於次二月 15 日前申報？</w:t>
+            </w:r>
+          </w:p>
+          <w:p>
+            <w:pPr>
+              <w:pStyle w:val="ListParagraph"/>
+              <w:numPr>
+                <w:ilvl w:val="0"/>
+                <w:numId w:val="3"/>
+              </w:numPr>
+              <w:spacing w:after="90" w:line="288"/>
+            </w:pPr>
+            <w:r>
               <w:t xml:space="preserve">☐ 線 B：是否預先備妥「非 SG 來源」軌跡，防止被誤課？</w:t>
             </w:r>
           </w:p>
@@ -4291,7 +4905,1246 @@
         <w:pStyle w:val="Heading1"/>
       </w:pPr>
       <w:r>
-        <w:t xml:space="preserve">8. 名詞對照（速查）</w:t>
+        <w:t xml:space="preserve">8. 進階稅務附錄</w:t>
+      </w:r>
+    </w:p>
+    <w:p>
+      <w:pPr>
+        <w:spacing w:after="120" w:line="300"/>
+      </w:pPr>
+      <w:r>
+        <w:t xml:space="preserve">本節彙整三個關鍵進階概念：轉貸利率如何定（AOA／margin）、豁免如何運作（s13(4)），以及背後的國際反避稅框架（BEPS）。供定價與申請豁免時參考。</w:t>
+      </w:r>
+    </w:p>
+    <w:p>
+      <w:pPr>
+        <w:pStyle w:val="Heading2"/>
+      </w:pPr>
+      <w:r>
+        <w:t xml:space="preserve">8.1 AOA 與 margin：轉貸利率為何不能用原借款利率</w:t>
+      </w:r>
+    </w:p>
+    <w:p>
+      <w:pPr>
+        <w:spacing w:after="120" w:line="300"/>
+      </w:pPr>
+      <w:r>
+        <w:rPr>
+          <w:b/>
+          <w:bCs/>
+        </w:rPr>
+        <w:t xml:space="preserve">AOA（Authorised OECD Approach，OECD 授權方法）</w:t>
+      </w:r>
+      <w:r>
+        <w:t xml:space="preserve">是決定分公司（PE）該被歸屬多少利潤、因此繳多少稅的標準方法。核心精神：</w:t>
+      </w:r>
+    </w:p>
+    <w:tbl>
+      <w:tblPr>
+        <w:tblW w:type="dxa" w:w="9360"/>
+        <w:tblBorders>
+          <w:top w:val="single" w:color="D6E4F0" w:sz="1"/>
+          <w:left w:val="single" w:color="2E75B6" w:sz="24"/>
+          <w:bottom w:val="single" w:color="D6E4F0" w:sz="1"/>
+          <w:right w:val="single" w:color="D6E4F0" w:sz="1"/>
+          <w:insideH w:val="single" w:color="auto" w:sz="4"/>
+          <w:insideV w:val="single" w:color="auto" w:sz="4"/>
+        </w:tblBorders>
+      </w:tblPr>
+      <w:tblGrid>
+        <w:gridCol w:w="9360"/>
+      </w:tblGrid>
+      <w:tr>
+        <w:tc>
+          <w:tcPr>
+            <w:tcW w:type="dxa" w:w="9360"/>
+            <w:shd w:fill="D6E4F0" w:val="clear"/>
+            <w:tcMar>
+              <w:top w:type="dxa" w:w="120"/>
+              <w:left w:type="dxa" w:w="200"/>
+              <w:bottom w:type="dxa" w:w="120"/>
+              <w:right w:type="dxa" w:w="160"/>
+            </w:tcMar>
+          </w:tcPr>
+          <w:p>
+            <w:pPr>
+              <w:spacing w:after="60"/>
+            </w:pPr>
+            <w:r>
+              <w:rPr>
+                <w:b/>
+                <w:bCs/>
+                <w:color w:val="2E75B6"/>
+              </w:rPr>
+              <w:t xml:space="preserve">AOA 一句話</w:t>
+            </w:r>
+          </w:p>
+          <w:p>
+            <w:pPr>
+              <w:spacing w:after="0"/>
+            </w:pPr>
+            <w:r>
+              <w:t xml:space="preserve">把分公司「假裝成一家獨立公司」，再問：若它真是獨立公司，與總部之間的每筆往來會用什麼價格成交？——用那個（常規）價格課稅。</w:t>
+            </w:r>
+          </w:p>
+        </w:tc>
+      </w:tr>
+    </w:tbl>
+    <w:p>
+      <w:pPr>
+        <w:spacing w:after="120" w:line="300"/>
+      </w:pPr>
+      <w:r>
+        <w:t xml:space="preserve">因此，總部</w:t>
+      </w:r>
+      <w:r>
+        <w:rPr>
+          <w:b/>
+          <w:bCs/>
+        </w:rPr>
+        <w:t xml:space="preserve">不能用原借款利率（1.64244%）原價轉貸</w:t>
+      </w:r>
+      <w:r>
+        <w:t xml:space="preserve">給新加坡分公司。理由：若分公司是一家真正獨立的公司去市場借錢，沒有人會用總部的信用條件借給它；而扮演放款人的總部，也不會只收回成本、不賺一毛。AOA 要求：</w:t>
+      </w:r>
+    </w:p>
+    <w:tbl>
+      <w:tblPr>
+        <w:tblW w:type="dxa" w:w="9360"/>
+        <w:tblBorders>
+          <w:top w:val="single" w:color="D9EFE9" w:sz="1"/>
+          <w:left w:val="single" w:color="1F6B5C" w:sz="24"/>
+          <w:bottom w:val="single" w:color="D9EFE9" w:sz="1"/>
+          <w:right w:val="single" w:color="D9EFE9" w:sz="1"/>
+          <w:insideH w:val="single" w:color="auto" w:sz="4"/>
+          <w:insideV w:val="single" w:color="auto" w:sz="4"/>
+        </w:tblBorders>
+      </w:tblPr>
+      <w:tblGrid>
+        <w:gridCol w:w="9360"/>
+      </w:tblGrid>
+      <w:tr>
+        <w:tc>
+          <w:tcPr>
+            <w:tcW w:type="dxa" w:w="9360"/>
+            <w:shd w:fill="D9EFE9" w:val="clear"/>
+            <w:tcMar>
+              <w:top w:type="dxa" w:w="120"/>
+              <w:left w:type="dxa" w:w="200"/>
+              <w:bottom w:type="dxa" w:w="120"/>
+              <w:right w:type="dxa" w:w="160"/>
+            </w:tcMar>
+          </w:tcPr>
+          <w:p>
+            <w:pPr>
+              <w:spacing w:after="60"/>
+            </w:pPr>
+            <w:r>
+              <w:rPr>
+                <w:b/>
+                <w:bCs/>
+                <w:color w:val="1F6B5C"/>
+              </w:rPr>
+              <w:t xml:space="preserve">常規轉貸利率</w:t>
+            </w:r>
+          </w:p>
+          <w:p>
+            <w:pPr>
+              <w:spacing w:after="0"/>
+            </w:pPr>
+            <w:r>
+              <w:rPr>
+                <w:b/>
+                <w:bCs/>
+              </w:rPr>
+              <w:t xml:space="preserve">轉貸利率 ＝ 總部資金成本　＋　合理 margin（信用利差）</w:t>
+            </w:r>
+            <w:r>
+              <w:t xml:space="preserve">　例：1.64244% ＋ 50～100bps ≈ 2.14%～2.64%（示意，實際視信用、期限、幣別而定）</w:t>
+            </w:r>
+          </w:p>
+        </w:tc>
+      </w:tr>
+    </w:tbl>
+    <w:p>
+      <w:pPr>
+        <w:spacing w:after="120" w:line="300"/>
+      </w:pPr>
+      <w:r>
+        <w:rPr>
+          <w:b/>
+          <w:bCs/>
+        </w:rPr>
+        <w:t xml:space="preserve">margin 反映什麼（非隨意加）：</w:t>
+      </w:r>
+      <w:r>
+        <w:t xml:space="preserve">分公司若獨立、應付的風險溢酬，考量信用利差、期限、幣別基準、以及總部承擔的功能／資產／風險（FAR 分析）。</w:t>
+      </w:r>
+    </w:p>
+    <w:p>
+      <w:pPr>
+        <w:spacing w:after="120" w:line="300"/>
+      </w:pPr>
+      <w:r>
+        <w:rPr>
+          <w:b/>
+          <w:bCs/>
+        </w:rPr>
+        <w:t xml:space="preserve">雙面稅務影響：</w:t>
+      </w:r>
+      <w:r>
+        <w:t xml:space="preserve">margin 越高 → 新加坡端利息費用越多、少繳 17% 企業稅，但總部端利息收入與 WHT 稅基也越大。太高會被認為侵蝕新加坡稅基（IRAS 挑戰）、太低則台灣稅局可能認定少認列收入。故須卡在可舉證的常規水準。</w:t>
+      </w:r>
+    </w:p>
+    <w:p>
+      <w:pPr>
+        <w:pStyle w:val="Heading2"/>
+      </w:pPr>
+      <w:r>
+        <w:t xml:space="preserve">8.2 s13(4) 部長豁免：完整介紹</w:t>
+      </w:r>
+    </w:p>
+    <w:p>
+      <w:pPr>
+        <w:spacing w:after="120" w:line="300"/>
+      </w:pPr>
+      <w:r>
+        <w:t xml:space="preserve">s13(4) </w:t>
+      </w:r>
+      <w:r>
+        <w:rPr>
+          <w:b/>
+          <w:bCs/>
+        </w:rPr>
+        <w:t xml:space="preserve">不是「對某筆款項的減免公式」，而是「部長個案特批某主體免稅的授權條款」</w:t>
+      </w:r>
+      <w:r>
+        <w:t xml:space="preserve">。其運作特徵：</w:t>
+      </w:r>
+    </w:p>
+    <w:p>
+      <w:pPr>
+        <w:pStyle w:val="ListParagraph"/>
+        <w:numPr>
+          <w:ilvl w:val="0"/>
+          <w:numId w:val="2"/>
+        </w:numPr>
+        <w:spacing w:after="90" w:line="288"/>
+      </w:pPr>
+      <w:r>
+        <w:rPr>
+          <w:b/>
+          <w:bCs/>
+        </w:rPr>
+        <w:t xml:space="preserve">個案、具名、非自動。</w:t>
+      </w:r>
+      <w:r>
+        <w:t xml:space="preserve">由財政部長以《憲報》公告（Notification）逐案、點名核予某特定主體免稅（如實際存在的「Concerto Singapore Pte Ltd — s13(4) Exemption Notification 2023」）。無公告即無豁免。</w:t>
+      </w:r>
+      <w:r>
+        <w:rPr>
+          <w:b/>
+          <w:bCs/>
+          <w:color w:val="2E75B6"/>
+          <w:vertAlign w:val="superscript"/>
+        </w:rPr>
+        <w:t xml:space="preserve">[1]</w:t>
+      </w:r>
+    </w:p>
+    <w:p>
+      <w:pPr>
+        <w:pStyle w:val="ListParagraph"/>
+        <w:numPr>
+          <w:ilvl w:val="0"/>
+          <w:numId w:val="2"/>
+        </w:numPr>
+        <w:spacing w:after="90" w:line="288"/>
+      </w:pPr>
+      <w:r>
+        <w:rPr>
+          <w:b/>
+          <w:bCs/>
+        </w:rPr>
+        <w:t xml:space="preserve">必然附條件。</w:t>
+      </w:r>
+      <w:r>
+        <w:t xml:space="preserve">部長核准時附加條件（如資金須用於特定用途、維持在地實質、期限內完成某事）。</w:t>
+      </w:r>
+    </w:p>
+    <w:p>
+      <w:pPr>
+        <w:pStyle w:val="ListParagraph"/>
+        <w:numPr>
+          <w:ilvl w:val="0"/>
+          <w:numId w:val="2"/>
+        </w:numPr>
+        <w:spacing w:after="90" w:line="288"/>
+      </w:pPr>
+      <w:r>
+        <w:rPr>
+          <w:b/>
+          <w:bCs/>
+        </w:rPr>
+        <w:t xml:space="preserve">違反條件 → s45AA 回溯追稅。</w:t>
+      </w:r>
+      <w:r>
+        <w:t xml:space="preserve">配套的 s45AA 明定：違反 s13(4) 條件者，其稅款視為已扣繳而可被追回。</w:t>
+      </w:r>
+      <w:r>
+        <w:rPr>
+          <w:b/>
+          <w:bCs/>
+          <w:color w:val="2E75B6"/>
+          <w:vertAlign w:val="superscript"/>
+        </w:rPr>
+        <w:t xml:space="preserve">[2]</w:t>
+      </w:r>
+    </w:p>
+    <w:p>
+      <w:pPr>
+        <w:pStyle w:val="ListParagraph"/>
+        <w:numPr>
+          <w:ilvl w:val="0"/>
+          <w:numId w:val="2"/>
+        </w:numPr>
+        <w:spacing w:after="90" w:line="288"/>
+      </w:pPr>
+      <w:r>
+        <w:rPr>
+          <w:b/>
+          <w:bCs/>
+        </w:rPr>
+        <w:t xml:space="preserve">須申請、看「是否對新加坡有利」。</w:t>
+      </w:r>
+      <w:r>
+        <w:t xml:space="preserve">向 MOF／部長申請，核准與否取決於該安排對新加坡的實質效益。</w:t>
+      </w:r>
+    </w:p>
+    <w:p>
+      <w:pPr>
+        <w:spacing w:after="80"/>
+      </w:pPr>
+      <w:r>
+        <w:t xml:space="preserve"/>
+      </w:r>
+    </w:p>
+    <w:tbl>
+      <w:tblPr>
+        <w:tblW w:type="dxa" w:w="9360"/>
+        <w:tblBorders>
+          <w:top w:val="single" w:color="FFF2CC" w:sz="1"/>
+          <w:left w:val="single" w:color="7F6000" w:sz="24"/>
+          <w:bottom w:val="single" w:color="FFF2CC" w:sz="1"/>
+          <w:right w:val="single" w:color="FFF2CC" w:sz="1"/>
+          <w:insideH w:val="single" w:color="auto" w:sz="4"/>
+          <w:insideV w:val="single" w:color="auto" w:sz="4"/>
+        </w:tblBorders>
+      </w:tblPr>
+      <w:tblGrid>
+        <w:gridCol w:w="9360"/>
+      </w:tblGrid>
+      <w:tr>
+        <w:tc>
+          <w:tcPr>
+            <w:tcW w:type="dxa" w:w="9360"/>
+            <w:shd w:fill="FFF2CC" w:val="clear"/>
+            <w:tcMar>
+              <w:top w:type="dxa" w:w="120"/>
+              <w:left w:type="dxa" w:w="200"/>
+              <w:bottom w:type="dxa" w:w="120"/>
+              <w:right w:type="dxa" w:w="160"/>
+            </w:tcMar>
+          </w:tcPr>
+          <w:p>
+            <w:pPr>
+              <w:spacing w:after="60"/>
+            </w:pPr>
+            <w:r>
+              <w:rPr>
+                <w:b/>
+                <w:bCs/>
+                <w:color w:val="7F6000"/>
+              </w:rPr>
+              <w:t xml:space="preserve">為何「先扣後退」還需要「回溯追稅」？（你的提問）</w:t>
+            </w:r>
+          </w:p>
+          <w:p>
+            <w:pPr>
+              <w:spacing w:after="60"/>
+            </w:pPr>
+            <w:r>
+              <w:t xml:space="preserve">兩者不衝突，是同一時間線的前後兩段：</w:t>
+            </w:r>
+          </w:p>
+          <w:p>
+            <w:pPr>
+              <w:pStyle w:val="ListParagraph"/>
+              <w:numPr>
+                <w:ilvl w:val="0"/>
+                <w:numId w:val="3"/>
+              </w:numPr>
+              <w:spacing w:after="90" w:line="288"/>
+            </w:pPr>
+            <w:r>
+              <w:rPr>
+                <w:b/>
+                <w:bCs/>
+              </w:rPr>
+              <w:t xml:space="preserve">先扣後退</w:t>
+            </w:r>
+            <w:r>
+              <w:t xml:space="preserve">處理「核准當下」：付息時先扣 15%（錢押在 IRAS）→ 部長核准 → 退稅。</w:t>
+            </w:r>
+          </w:p>
+          <w:p>
+            <w:pPr>
+              <w:pStyle w:val="ListParagraph"/>
+              <w:numPr>
+                <w:ilvl w:val="0"/>
+                <w:numId w:val="3"/>
+              </w:numPr>
+              <w:spacing w:after="90" w:line="288"/>
+            </w:pPr>
+            <w:r>
+              <w:rPr>
+                <w:b/>
+                <w:bCs/>
+              </w:rPr>
+              <w:t xml:space="preserve">s45AA 回溯追稅</w:t>
+            </w:r>
+            <w:r>
+              <w:t xml:space="preserve">處理「核准退稅之後」：豁免是附條件的，若條件是「資金須持續用於某用途數年」這類</w:t>
+            </w:r>
+            <w:r>
+              <w:rPr>
+                <w:b/>
+                <w:bCs/>
+              </w:rPr>
+              <w:t xml:space="preserve">未來才驗證得出</w:t>
+            </w:r>
+            <w:r>
+              <w:t xml:space="preserve">的承諾，則核准、退稅是基於承諾；事後發現違約時，錢早已退出，IRAS 必須有權追回。</w:t>
+            </w:r>
+          </w:p>
+          <w:p>
+            <w:pPr>
+              <w:pStyle w:val="ListParagraph"/>
+              <w:numPr>
+                <w:ilvl w:val="0"/>
+                <w:numId w:val="3"/>
+              </w:numPr>
+              <w:spacing w:after="90" w:line="288"/>
+            </w:pPr>
+            <w:r>
+              <w:t xml:space="preserve">另有「預先裁定（advance ruling）後付息直接不扣」的情形——稅局從頭沒押到錢，更須靠 s45AA 事後追。</w:t>
+            </w:r>
+          </w:p>
+          <w:p>
+            <w:pPr>
+              <w:spacing w:after="0" w:before="60"/>
+            </w:pPr>
+            <w:r>
+              <w:rPr>
+                <w:b/>
+                <w:bCs/>
+                <w:color w:val="C0504D"/>
+              </w:rPr>
+              <w:t xml:space="preserve">結論：</w:t>
+            </w:r>
+            <w:r>
+              <w:t xml:space="preserve">「先扣後退」只涵蓋核准那一刻；s45AA 管的是核准之後的世界。兩者並存才完整。</w:t>
+            </w:r>
+          </w:p>
+        </w:tc>
+      </w:tr>
+    </w:tbl>
+    <w:p>
+      <w:pPr>
+        <w:spacing w:after="80"/>
+      </w:pPr>
+      <w:r>
+        <w:t xml:space="preserve"/>
+      </w:r>
+    </w:p>
+    <w:p>
+      <w:pPr>
+        <w:spacing w:after="120" w:line="300"/>
+      </w:pPr>
+      <w:r>
+        <w:rPr>
+          <w:b/>
+          <w:bCs/>
+        </w:rPr>
+        <w:t xml:space="preserve">務必區分 s13(4) 與「非新加坡來源不課」——這是兩種不同層次：</w:t>
+      </w:r>
+    </w:p>
+    <w:tbl>
+      <w:tblPr>
+        <w:tblW w:type="dxa" w:w="9360"/>
+        <w:tblBorders>
+          <w:top w:val="single" w:color="auto" w:sz="4"/>
+          <w:left w:val="single" w:color="auto" w:sz="4"/>
+          <w:bottom w:val="single" w:color="auto" w:sz="4"/>
+          <w:right w:val="single" w:color="auto" w:sz="4"/>
+          <w:insideH w:val="single" w:color="auto" w:sz="4"/>
+          <w:insideV w:val="single" w:color="auto" w:sz="4"/>
+        </w:tblBorders>
+      </w:tblPr>
+      <w:tblGrid>
+        <w:gridCol w:w="1500"/>
+        <w:gridCol w:w="3930"/>
+        <w:gridCol w:w="3930"/>
+      </w:tblGrid>
+      <w:tr>
+        <w:trPr>
+          <w:tblHeader/>
+        </w:trPr>
+        <w:tc>
+          <w:tcPr>
+            <w:tcW w:type="dxa" w:w="1500"/>
+            <w:tcBorders>
+              <w:top w:val="single" w:color="BFBFBF" w:sz="1"/>
+              <w:left w:val="single" w:color="BFBFBF" w:sz="1"/>
+              <w:bottom w:val="single" w:color="BFBFBF" w:sz="1"/>
+              <w:right w:val="single" w:color="BFBFBF" w:sz="1"/>
+            </w:tcBorders>
+            <w:shd w:fill="1F3864" w:val="clear"/>
+            <w:tcMar>
+              <w:top w:type="dxa" w:w="80"/>
+              <w:left w:type="dxa" w:w="110"/>
+              <w:bottom w:type="dxa" w:w="80"/>
+              <w:right w:type="dxa" w:w="110"/>
+            </w:tcMar>
+            <w:vAlign w:val="center"/>
+          </w:tcPr>
+          <w:p>
+            <w:r>
+              <w:rPr>
+                <w:b/>
+                <w:bCs/>
+                <w:color w:val="FFFFFF"/>
+                <w:sz w:val="19"/>
+                <w:szCs w:val="19"/>
+              </w:rPr>
+              <w:t xml:space="preserve"/>
+            </w:r>
+          </w:p>
+        </w:tc>
+        <w:tc>
+          <w:tcPr>
+            <w:tcW w:type="dxa" w:w="3930"/>
+            <w:tcBorders>
+              <w:top w:val="single" w:color="BFBFBF" w:sz="1"/>
+              <w:left w:val="single" w:color="BFBFBF" w:sz="1"/>
+              <w:bottom w:val="single" w:color="BFBFBF" w:sz="1"/>
+              <w:right w:val="single" w:color="BFBFBF" w:sz="1"/>
+            </w:tcBorders>
+            <w:shd w:fill="1F3864" w:val="clear"/>
+            <w:tcMar>
+              <w:top w:type="dxa" w:w="80"/>
+              <w:left w:type="dxa" w:w="110"/>
+              <w:bottom w:type="dxa" w:w="80"/>
+              <w:right w:type="dxa" w:w="110"/>
+            </w:tcMar>
+            <w:vAlign w:val="center"/>
+          </w:tcPr>
+          <w:p>
+            <w:r>
+              <w:rPr>
+                <w:b/>
+                <w:bCs/>
+                <w:color w:val="FFFFFF"/>
+                <w:sz w:val="19"/>
+                <w:szCs w:val="19"/>
+              </w:rPr>
+              <w:t xml:space="preserve">s13(4) 部長豁免</w:t>
+            </w:r>
+          </w:p>
+        </w:tc>
+        <w:tc>
+          <w:tcPr>
+            <w:tcW w:type="dxa" w:w="3930"/>
+            <w:tcBorders>
+              <w:top w:val="single" w:color="BFBFBF" w:sz="1"/>
+              <w:left w:val="single" w:color="BFBFBF" w:sz="1"/>
+              <w:bottom w:val="single" w:color="BFBFBF" w:sz="1"/>
+              <w:right w:val="single" w:color="BFBFBF" w:sz="1"/>
+            </w:tcBorders>
+            <w:shd w:fill="1F3864" w:val="clear"/>
+            <w:tcMar>
+              <w:top w:type="dxa" w:w="80"/>
+              <w:left w:type="dxa" w:w="110"/>
+              <w:bottom w:type="dxa" w:w="80"/>
+              <w:right w:type="dxa" w:w="110"/>
+            </w:tcMar>
+            <w:vAlign w:val="center"/>
+          </w:tcPr>
+          <w:p>
+            <w:r>
+              <w:rPr>
+                <w:b/>
+                <w:bCs/>
+                <w:color w:val="FFFFFF"/>
+                <w:sz w:val="19"/>
+                <w:szCs w:val="19"/>
+              </w:rPr>
+              <w:t xml:space="preserve">「非新加坡來源」不課</w:t>
+            </w:r>
+          </w:p>
+        </w:tc>
+      </w:tr>
+      <w:tr>
+        <w:tc>
+          <w:tcPr>
+            <w:tcW w:type="dxa" w:w="1500"/>
+            <w:tcBorders>
+              <w:top w:val="single" w:color="BFBFBF" w:sz="1"/>
+              <w:left w:val="single" w:color="BFBFBF" w:sz="1"/>
+              <w:bottom w:val="single" w:color="BFBFBF" w:sz="1"/>
+              <w:right w:val="single" w:color="BFBFBF" w:sz="1"/>
+            </w:tcBorders>
+            <w:shd w:fill="FFFFFF" w:val="clear"/>
+            <w:tcMar>
+              <w:top w:type="dxa" w:w="70"/>
+              <w:left w:type="dxa" w:w="110"/>
+              <w:bottom w:type="dxa" w:w="70"/>
+              <w:right w:type="dxa" w:w="110"/>
+            </w:tcMar>
+            <w:vAlign w:val="center"/>
+          </w:tcPr>
+          <w:p>
+            <w:pPr>
+              <w:spacing w:after="0"/>
+            </w:pPr>
+            <w:r>
+              <w:rPr>
+                <w:b/>
+                <w:bCs/>
+              </w:rPr>
+              <w:t xml:space="preserve">性質</w:t>
+            </w:r>
+          </w:p>
+        </w:tc>
+        <w:tc>
+          <w:tcPr>
+            <w:tcW w:type="dxa" w:w="3930"/>
+            <w:tcBorders>
+              <w:top w:val="single" w:color="BFBFBF" w:sz="1"/>
+              <w:left w:val="single" w:color="BFBFBF" w:sz="1"/>
+              <w:bottom w:val="single" w:color="BFBFBF" w:sz="1"/>
+              <w:right w:val="single" w:color="BFBFBF" w:sz="1"/>
+            </w:tcBorders>
+            <w:shd w:fill="FFFFFF" w:val="clear"/>
+            <w:tcMar>
+              <w:top w:type="dxa" w:w="70"/>
+              <w:left w:type="dxa" w:w="110"/>
+              <w:bottom w:type="dxa" w:w="70"/>
+              <w:right w:type="dxa" w:w="110"/>
+            </w:tcMar>
+            <w:vAlign w:val="center"/>
+          </w:tcPr>
+          <w:p>
+            <w:pPr>
+              <w:spacing w:after="0"/>
+            </w:pPr>
+            <w:r>
+              <w:rPr>
+                <w:sz w:val="19"/>
+                <w:szCs w:val="19"/>
+              </w:rPr>
+              <w:t xml:space="preserve">本來要課，部長特批免掉</w:t>
+            </w:r>
+          </w:p>
+        </w:tc>
+        <w:tc>
+          <w:tcPr>
+            <w:tcW w:type="dxa" w:w="3930"/>
+            <w:tcBorders>
+              <w:top w:val="single" w:color="BFBFBF" w:sz="1"/>
+              <w:left w:val="single" w:color="BFBFBF" w:sz="1"/>
+              <w:bottom w:val="single" w:color="BFBFBF" w:sz="1"/>
+              <w:right w:val="single" w:color="BFBFBF" w:sz="1"/>
+            </w:tcBorders>
+            <w:shd w:fill="FFFFFF" w:val="clear"/>
+            <w:tcMar>
+              <w:top w:type="dxa" w:w="70"/>
+              <w:left w:type="dxa" w:w="110"/>
+              <w:bottom w:type="dxa" w:w="70"/>
+              <w:right w:type="dxa" w:w="110"/>
+            </w:tcMar>
+            <w:vAlign w:val="center"/>
+          </w:tcPr>
+          <w:p>
+            <w:pPr>
+              <w:spacing w:after="0"/>
+            </w:pPr>
+            <w:r>
+              <w:rPr>
+                <w:sz w:val="19"/>
+                <w:szCs w:val="19"/>
+              </w:rPr>
+              <w:t xml:space="preserve">本來就不在課稅範圍</w:t>
+            </w:r>
+          </w:p>
+        </w:tc>
+      </w:tr>
+      <w:tr>
+        <w:tc>
+          <w:tcPr>
+            <w:tcW w:type="dxa" w:w="1500"/>
+            <w:tcBorders>
+              <w:top w:val="single" w:color="BFBFBF" w:sz="1"/>
+              <w:left w:val="single" w:color="BFBFBF" w:sz="1"/>
+              <w:bottom w:val="single" w:color="BFBFBF" w:sz="1"/>
+              <w:right w:val="single" w:color="BFBFBF" w:sz="1"/>
+            </w:tcBorders>
+            <w:shd w:fill="F2F2F2" w:val="clear"/>
+            <w:tcMar>
+              <w:top w:type="dxa" w:w="70"/>
+              <w:left w:type="dxa" w:w="110"/>
+              <w:bottom w:type="dxa" w:w="70"/>
+              <w:right w:type="dxa" w:w="110"/>
+            </w:tcMar>
+            <w:vAlign w:val="center"/>
+          </w:tcPr>
+          <w:p>
+            <w:pPr>
+              <w:spacing w:after="0"/>
+            </w:pPr>
+            <w:r>
+              <w:rPr>
+                <w:b/>
+                <w:bCs/>
+              </w:rPr>
+              <w:t xml:space="preserve">啟動</w:t>
+            </w:r>
+          </w:p>
+        </w:tc>
+        <w:tc>
+          <w:tcPr>
+            <w:tcW w:type="dxa" w:w="3930"/>
+            <w:tcBorders>
+              <w:top w:val="single" w:color="BFBFBF" w:sz="1"/>
+              <w:left w:val="single" w:color="BFBFBF" w:sz="1"/>
+              <w:bottom w:val="single" w:color="BFBFBF" w:sz="1"/>
+              <w:right w:val="single" w:color="BFBFBF" w:sz="1"/>
+            </w:tcBorders>
+            <w:shd w:fill="F2F2F2" w:val="clear"/>
+            <w:tcMar>
+              <w:top w:type="dxa" w:w="70"/>
+              <w:left w:type="dxa" w:w="110"/>
+              <w:bottom w:type="dxa" w:w="70"/>
+              <w:right w:type="dxa" w:w="110"/>
+            </w:tcMar>
+            <w:vAlign w:val="center"/>
+          </w:tcPr>
+          <w:p>
+            <w:pPr>
+              <w:spacing w:after="0"/>
+            </w:pPr>
+            <w:r>
+              <w:rPr>
+                <w:sz w:val="19"/>
+                <w:szCs w:val="19"/>
+              </w:rPr>
+              <w:t xml:space="preserve">須逐案申請、憲報具名公告</w:t>
+            </w:r>
+          </w:p>
+        </w:tc>
+        <w:tc>
+          <w:tcPr>
+            <w:tcW w:type="dxa" w:w="3930"/>
+            <w:tcBorders>
+              <w:top w:val="single" w:color="BFBFBF" w:sz="1"/>
+              <w:left w:val="single" w:color="BFBFBF" w:sz="1"/>
+              <w:bottom w:val="single" w:color="BFBFBF" w:sz="1"/>
+              <w:right w:val="single" w:color="BFBFBF" w:sz="1"/>
+            </w:tcBorders>
+            <w:shd w:fill="F2F2F2" w:val="clear"/>
+            <w:tcMar>
+              <w:top w:type="dxa" w:w="70"/>
+              <w:left w:type="dxa" w:w="110"/>
+              <w:bottom w:type="dxa" w:w="70"/>
+              <w:right w:type="dxa" w:w="110"/>
+            </w:tcMar>
+            <w:vAlign w:val="center"/>
+          </w:tcPr>
+          <w:p>
+            <w:pPr>
+              <w:spacing w:after="0"/>
+            </w:pPr>
+            <w:r>
+              <w:rPr>
+                <w:sz w:val="19"/>
+                <w:szCs w:val="19"/>
+              </w:rPr>
+              <w:t xml:space="preserve">自動，依來源判定</w:t>
+            </w:r>
+          </w:p>
+        </w:tc>
+      </w:tr>
+      <w:tr>
+        <w:tc>
+          <w:tcPr>
+            <w:tcW w:type="dxa" w:w="1500"/>
+            <w:tcBorders>
+              <w:top w:val="single" w:color="BFBFBF" w:sz="1"/>
+              <w:left w:val="single" w:color="BFBFBF" w:sz="1"/>
+              <w:bottom w:val="single" w:color="BFBFBF" w:sz="1"/>
+              <w:right w:val="single" w:color="BFBFBF" w:sz="1"/>
+            </w:tcBorders>
+            <w:shd w:fill="FFFFFF" w:val="clear"/>
+            <w:tcMar>
+              <w:top w:type="dxa" w:w="70"/>
+              <w:left w:type="dxa" w:w="110"/>
+              <w:bottom w:type="dxa" w:w="70"/>
+              <w:right w:type="dxa" w:w="110"/>
+            </w:tcMar>
+            <w:vAlign w:val="center"/>
+          </w:tcPr>
+          <w:p>
+            <w:pPr>
+              <w:spacing w:after="0"/>
+            </w:pPr>
+            <w:r>
+              <w:rPr>
+                <w:b/>
+                <w:bCs/>
+              </w:rPr>
+              <w:t xml:space="preserve">條件</w:t>
+            </w:r>
+          </w:p>
+        </w:tc>
+        <w:tc>
+          <w:tcPr>
+            <w:tcW w:type="dxa" w:w="3930"/>
+            <w:tcBorders>
+              <w:top w:val="single" w:color="BFBFBF" w:sz="1"/>
+              <w:left w:val="single" w:color="BFBFBF" w:sz="1"/>
+              <w:bottom w:val="single" w:color="BFBFBF" w:sz="1"/>
+              <w:right w:val="single" w:color="BFBFBF" w:sz="1"/>
+            </w:tcBorders>
+            <w:shd w:fill="FFFFFF" w:val="clear"/>
+            <w:tcMar>
+              <w:top w:type="dxa" w:w="70"/>
+              <w:left w:type="dxa" w:w="110"/>
+              <w:bottom w:type="dxa" w:w="70"/>
+              <w:right w:type="dxa" w:w="110"/>
+            </w:tcMar>
+            <w:vAlign w:val="center"/>
+          </w:tcPr>
+          <w:p>
+            <w:pPr>
+              <w:spacing w:after="0"/>
+            </w:pPr>
+            <w:r>
+              <w:rPr>
+                <w:sz w:val="19"/>
+                <w:szCs w:val="19"/>
+              </w:rPr>
+              <w:t xml:space="preserve">附條件，違反依 s45AA 追回</w:t>
+            </w:r>
+          </w:p>
+        </w:tc>
+        <w:tc>
+          <w:tcPr>
+            <w:tcW w:type="dxa" w:w="3930"/>
+            <w:tcBorders>
+              <w:top w:val="single" w:color="BFBFBF" w:sz="1"/>
+              <w:left w:val="single" w:color="BFBFBF" w:sz="1"/>
+              <w:bottom w:val="single" w:color="BFBFBF" w:sz="1"/>
+              <w:right w:val="single" w:color="BFBFBF" w:sz="1"/>
+            </w:tcBorders>
+            <w:shd w:fill="FFFFFF" w:val="clear"/>
+            <w:tcMar>
+              <w:top w:type="dxa" w:w="70"/>
+              <w:left w:type="dxa" w:w="110"/>
+              <w:bottom w:type="dxa" w:w="70"/>
+              <w:right w:type="dxa" w:w="110"/>
+            </w:tcMar>
+            <w:vAlign w:val="center"/>
+          </w:tcPr>
+          <w:p>
+            <w:pPr>
+              <w:spacing w:after="0"/>
+            </w:pPr>
+            <w:r>
+              <w:rPr>
+                <w:sz w:val="19"/>
+                <w:szCs w:val="19"/>
+              </w:rPr>
+              <w:t xml:space="preserve">無須申請，事實上非 SG 來源即可</w:t>
+            </w:r>
+          </w:p>
+        </w:tc>
+      </w:tr>
+      <w:tr>
+        <w:tc>
+          <w:tcPr>
+            <w:tcW w:type="dxa" w:w="1500"/>
+            <w:tcBorders>
+              <w:top w:val="single" w:color="BFBFBF" w:sz="1"/>
+              <w:left w:val="single" w:color="BFBFBF" w:sz="1"/>
+              <w:bottom w:val="single" w:color="BFBFBF" w:sz="1"/>
+              <w:right w:val="single" w:color="BFBFBF" w:sz="1"/>
+            </w:tcBorders>
+            <w:shd w:fill="F2F2F2" w:val="clear"/>
+            <w:tcMar>
+              <w:top w:type="dxa" w:w="70"/>
+              <w:left w:type="dxa" w:w="110"/>
+              <w:bottom w:type="dxa" w:w="70"/>
+              <w:right w:type="dxa" w:w="110"/>
+            </w:tcMar>
+            <w:vAlign w:val="center"/>
+          </w:tcPr>
+          <w:p>
+            <w:pPr>
+              <w:spacing w:after="0"/>
+            </w:pPr>
+            <w:r>
+              <w:rPr>
+                <w:b/>
+                <w:bCs/>
+              </w:rPr>
+              <w:t xml:space="preserve">本案</w:t>
+            </w:r>
+          </w:p>
+        </w:tc>
+        <w:tc>
+          <w:tcPr>
+            <w:tcW w:type="dxa" w:w="3930"/>
+            <w:tcBorders>
+              <w:top w:val="single" w:color="BFBFBF" w:sz="1"/>
+              <w:left w:val="single" w:color="BFBFBF" w:sz="1"/>
+              <w:bottom w:val="single" w:color="BFBFBF" w:sz="1"/>
+              <w:right w:val="single" w:color="BFBFBF" w:sz="1"/>
+            </w:tcBorders>
+            <w:shd w:fill="F2F2F2" w:val="clear"/>
+            <w:tcMar>
+              <w:top w:type="dxa" w:w="70"/>
+              <w:left w:type="dxa" w:w="110"/>
+              <w:bottom w:type="dxa" w:w="70"/>
+              <w:right w:type="dxa" w:w="110"/>
+            </w:tcMar>
+            <w:vAlign w:val="center"/>
+          </w:tcPr>
+          <w:p>
+            <w:pPr>
+              <w:spacing w:after="0"/>
+            </w:pPr>
+            <w:r>
+              <w:rPr>
+                <w:sz w:val="19"/>
+                <w:szCs w:val="19"/>
+              </w:rPr>
+              <w:t xml:space="preserve">線 A 綠債借款利息（SG 來源）想靠這條免</w:t>
+            </w:r>
+          </w:p>
+        </w:tc>
+        <w:tc>
+          <w:tcPr>
+            <w:tcW w:type="dxa" w:w="3930"/>
+            <w:tcBorders>
+              <w:top w:val="single" w:color="BFBFBF" w:sz="1"/>
+              <w:left w:val="single" w:color="BFBFBF" w:sz="1"/>
+              <w:bottom w:val="single" w:color="BFBFBF" w:sz="1"/>
+              <w:right w:val="single" w:color="BFBFBF" w:sz="1"/>
+            </w:tcBorders>
+            <w:shd w:fill="F2F2F2" w:val="clear"/>
+            <w:tcMar>
+              <w:top w:type="dxa" w:w="70"/>
+              <w:left w:type="dxa" w:w="110"/>
+              <w:bottom w:type="dxa" w:w="70"/>
+              <w:right w:type="dxa" w:w="110"/>
+            </w:tcMar>
+            <w:vAlign w:val="center"/>
+          </w:tcPr>
+          <w:p>
+            <w:pPr>
+              <w:spacing w:after="0"/>
+            </w:pPr>
+            <w:r>
+              <w:rPr>
+                <w:sz w:val="19"/>
+                <w:szCs w:val="19"/>
+              </w:rPr>
+              <w:t xml:space="preserve">線 B 自有資金（非 SG 來源）本就不課</w:t>
+            </w:r>
+          </w:p>
+        </w:tc>
+      </w:tr>
+    </w:tbl>
+    <w:p>
+      <w:pPr>
+        <w:pStyle w:val="Heading2"/>
+      </w:pPr>
+      <w:r>
+        <w:t xml:space="preserve">8.3 BEPS 與經濟實質：豁免的命脈</w:t>
+      </w:r>
+    </w:p>
+    <w:p>
+      <w:pPr>
+        <w:spacing w:after="120" w:line="300"/>
+      </w:pPr>
+      <w:r>
+        <w:rPr>
+          <w:b/>
+          <w:bCs/>
+        </w:rPr>
+        <w:t xml:space="preserve">BEPS（Base Erosion and Profit Shifting，稅基侵蝕與利潤移轉）</w:t>
+      </w:r>
+      <w:r>
+        <w:t xml:space="preserve">是 OECD 主導的國際反避稅框架。白話拆解：</w:t>
+      </w:r>
+    </w:p>
+    <w:p>
+      <w:pPr>
+        <w:pStyle w:val="ListParagraph"/>
+        <w:numPr>
+          <w:ilvl w:val="0"/>
+          <w:numId w:val="3"/>
+        </w:numPr>
+        <w:spacing w:after="90" w:line="288"/>
+      </w:pPr>
+      <w:r>
+        <w:rPr>
+          <w:b/>
+          <w:bCs/>
+        </w:rPr>
+        <w:t xml:space="preserve">稅基侵蝕：</w:t>
+      </w:r>
+      <w:r>
+        <w:t xml:space="preserve">跨國企業把「應被課稅的利潤」挖走、讓稅基變小——最常見即</w:t>
+      </w:r>
+      <w:r>
+        <w:rPr>
+          <w:b/>
+          <w:bCs/>
+        </w:rPr>
+        <w:t xml:space="preserve">用利息費用</w:t>
+      </w:r>
+      <w:r>
+        <w:t xml:space="preserve">在高稅率國壓低當地利潤。</w:t>
+      </w:r>
+    </w:p>
+    <w:p>
+      <w:pPr>
+        <w:pStyle w:val="ListParagraph"/>
+        <w:numPr>
+          <w:ilvl w:val="0"/>
+          <w:numId w:val="3"/>
+        </w:numPr>
+        <w:spacing w:after="90" w:line="288"/>
+      </w:pPr>
+      <w:r>
+        <w:rPr>
+          <w:b/>
+          <w:bCs/>
+        </w:rPr>
+        <w:t xml:space="preserve">利潤移轉：</w:t>
+      </w:r>
+      <w:r>
+        <w:t xml:space="preserve">把利潤搬到低稅／免稅地申報——典型是在租稅天堂設</w:t>
+      </w:r>
+      <w:r>
+        <w:rPr>
+          <w:b/>
+          <w:bCs/>
+        </w:rPr>
+        <w:t xml:space="preserve">無實質營運的空殼</w:t>
+      </w:r>
+      <w:r>
+        <w:t xml:space="preserve">掛帳。</w:t>
+      </w:r>
+    </w:p>
+    <w:p>
+      <w:pPr>
+        <w:spacing w:after="120" w:line="300"/>
+      </w:pPr>
+      <w:r>
+        <w:rPr>
+          <w:b/>
+          <w:bCs/>
+        </w:rPr>
+        <w:t xml:space="preserve">對本案最直接的影響：經濟實質要求（自 2024/1 起）。</w:t>
+      </w:r>
+      <w:r>
+        <w:t xml:space="preserve">新加坡跟進 BEPS，規定</w:t>
+      </w:r>
+      <w:r>
+        <w:rPr>
+          <w:b/>
+          <w:bCs/>
+        </w:rPr>
+        <w:t xml:space="preserve">缺乏足夠經濟實質的主體，某些被動所得（尤其利息、權利金）不再享有豁免</w:t>
+      </w:r>
+      <w:r>
+        <w:t xml:space="preserve">。</w:t>
+      </w:r>
+      <w:r>
+        <w:rPr>
+          <w:b/>
+          <w:bCs/>
+          <w:color w:val="2E75B6"/>
+          <w:vertAlign w:val="superscript"/>
+        </w:rPr>
+        <w:t xml:space="preserve">[3]</w:t>
+      </w:r>
+    </w:p>
+    <w:p>
+      <w:pPr>
+        <w:spacing w:after="120" w:line="300"/>
+      </w:pPr>
+      <w:r>
+        <w:t xml:space="preserve">「足夠實質」看三件事：</w:t>
+      </w:r>
+    </w:p>
+    <w:p>
+      <w:pPr>
+        <w:pStyle w:val="ListParagraph"/>
+        <w:numPr>
+          <w:ilvl w:val="0"/>
+          <w:numId w:val="3"/>
+        </w:numPr>
+        <w:spacing w:after="90" w:line="288"/>
+      </w:pPr>
+      <w:r>
+        <w:t xml:space="preserve">夠格的在地</w:t>
+      </w:r>
+      <w:r>
+        <w:rPr>
+          <w:b/>
+          <w:bCs/>
+        </w:rPr>
+        <w:t xml:space="preserve">員工</w:t>
+      </w:r>
+      <w:r>
+        <w:t xml:space="preserve">（實際做事，非掛名）。</w:t>
+      </w:r>
+    </w:p>
+    <w:p>
+      <w:pPr>
+        <w:pStyle w:val="ListParagraph"/>
+        <w:numPr>
+          <w:ilvl w:val="0"/>
+          <w:numId w:val="3"/>
+        </w:numPr>
+        <w:spacing w:after="90" w:line="288"/>
+      </w:pPr>
+      <w:r>
+        <w:t xml:space="preserve">足夠的營運</w:t>
+      </w:r>
+      <w:r>
+        <w:rPr>
+          <w:b/>
+          <w:bCs/>
+        </w:rPr>
+        <w:t xml:space="preserve">支出</w:t>
+      </w:r>
+      <w:r>
+        <w:t xml:space="preserve">（當地真有花錢營運）。</w:t>
+      </w:r>
+    </w:p>
+    <w:p>
+      <w:pPr>
+        <w:pStyle w:val="ListParagraph"/>
+        <w:numPr>
+          <w:ilvl w:val="0"/>
+          <w:numId w:val="3"/>
+        </w:numPr>
+        <w:spacing w:after="90" w:line="288"/>
+      </w:pPr>
+      <w:r>
+        <w:rPr>
+          <w:b/>
+          <w:bCs/>
+        </w:rPr>
+        <w:t xml:space="preserve">核心創造所得的活動</w:t>
+      </w:r>
+      <w:r>
+        <w:t xml:space="preserve">在新加坡進行（賺這筆錢的關鍵動作真的發生在當地）。</w:t>
+      </w:r>
+    </w:p>
+    <w:p>
+      <w:pPr>
+        <w:spacing w:after="80"/>
+      </w:pPr>
+      <w:r>
+        <w:t xml:space="preserve"/>
+      </w:r>
+    </w:p>
+    <w:tbl>
+      <w:tblPr>
+        <w:tblW w:type="dxa" w:w="9360"/>
+        <w:tblBorders>
+          <w:top w:val="single" w:color="FBE4D5" w:sz="1"/>
+          <w:left w:val="single" w:color="833C00" w:sz="24"/>
+          <w:bottom w:val="single" w:color="FBE4D5" w:sz="1"/>
+          <w:right w:val="single" w:color="FBE4D5" w:sz="1"/>
+          <w:insideH w:val="single" w:color="auto" w:sz="4"/>
+          <w:insideV w:val="single" w:color="auto" w:sz="4"/>
+        </w:tblBorders>
+      </w:tblPr>
+      <w:tblGrid>
+        <w:gridCol w:w="9360"/>
+      </w:tblGrid>
+      <w:tr>
+        <w:tc>
+          <w:tcPr>
+            <w:tcW w:type="dxa" w:w="9360"/>
+            <w:shd w:fill="FBE4D5" w:val="clear"/>
+            <w:tcMar>
+              <w:top w:type="dxa" w:w="120"/>
+              <w:left w:type="dxa" w:w="200"/>
+              <w:bottom w:type="dxa" w:w="120"/>
+              <w:right w:type="dxa" w:w="160"/>
+            </w:tcMar>
+          </w:tcPr>
+          <w:p>
+            <w:pPr>
+              <w:spacing w:after="60"/>
+            </w:pPr>
+            <w:r>
+              <w:rPr>
+                <w:b/>
+                <w:bCs/>
+                <w:color w:val="833C00"/>
+              </w:rPr>
+              <w:t xml:space="preserve">BEPS 如何印證你的洞察</w:t>
+            </w:r>
+          </w:p>
+          <w:p>
+            <w:pPr>
+              <w:spacing w:after="0"/>
+            </w:pPr>
+            <w:r>
+              <w:t xml:space="preserve">「停放太短 ＝ 對營運沒幫助 ＝ 豁免不成」正是 BEPS 經濟實質精神的具體展現：短期過水的資金沒有雇人、沒有營運支出、沒有支撐實際生產，在 BEPS 眼光下「看起來就是為稅務目的走帳」→ 缺乏實質 → 不該享有豁免。</w:t>
+            </w:r>
+            <w:r>
+              <w:rPr>
+                <w:b/>
+                <w:bCs/>
+              </w:rPr>
+              <w:t xml:space="preserve">免稅的命脈，是錢有沒有真的在新加坡做事。</w:t>
+            </w:r>
+            <w:r>
+              <w:t xml:space="preserve">這也是為何「壓縮期間」方向錯誤——它恰好製造了最沒有經濟實質的樣態。</w:t>
+            </w:r>
+          </w:p>
+        </w:tc>
+      </w:tr>
+    </w:tbl>
+    <w:p>
+      <w:r>
+        <w:br w:type="page"/>
+      </w:r>
+    </w:p>
+    <w:p>
+      <w:pPr>
+        <w:pStyle w:val="Heading1"/>
+      </w:pPr>
+      <w:r>
+        <w:t xml:space="preserve">9. 名詞對照（速查）</w:t>
       </w:r>
     </w:p>
     <w:tbl>
@@ -4879,7 +6732,7 @@
                 <w:sz w:val="19"/>
                 <w:szCs w:val="19"/>
               </w:rPr>
-              <w:t xml:space="preserve">轉貸利率須符合常規</w:t>
+              <w:t xml:space="preserve">轉貸利率＝資金成本＋常規 margin</w:t>
             </w:r>
           </w:p>
         </w:tc>
@@ -4912,7 +6765,7 @@
                 <w:b/>
                 <w:bCs/>
               </w:rPr>
-              <w:t xml:space="preserve">17% 淨額 / 15% 毛額</w:t>
+              <w:t xml:space="preserve">margin（加碼）</w:t>
             </w:r>
           </w:p>
         </w:tc>
@@ -4943,7 +6796,7 @@
                 <w:sz w:val="19"/>
                 <w:szCs w:val="19"/>
               </w:rPr>
-              <w:t xml:space="preserve">可減費用課 17%，或不減費用課 15%</w:t>
+              <w:t xml:space="preserve">獨立放款人應賺的風險溢酬</w:t>
             </w:r>
           </w:p>
         </w:tc>
@@ -4974,7 +6827,7 @@
                 <w:sz w:val="19"/>
                 <w:szCs w:val="19"/>
               </w:rPr>
-              <w:t xml:space="preserve">外國實體二擇一</w:t>
+              <w:t xml:space="preserve">加在總部資金成本之上</w:t>
             </w:r>
           </w:p>
         </w:tc>
@@ -5007,6 +6860,481 @@
                 <w:b/>
                 <w:bCs/>
               </w:rPr>
+              <w:t xml:space="preserve">17% 淨額 / 15% 毛額</w:t>
+            </w:r>
+          </w:p>
+        </w:tc>
+        <w:tc>
+          <w:tcPr>
+            <w:tcW w:type="dxa" w:w="3760"/>
+            <w:tcBorders>
+              <w:top w:val="single" w:color="BFBFBF" w:sz="1"/>
+              <w:left w:val="single" w:color="BFBFBF" w:sz="1"/>
+              <w:bottom w:val="single" w:color="BFBFBF" w:sz="1"/>
+              <w:right w:val="single" w:color="BFBFBF" w:sz="1"/>
+            </w:tcBorders>
+            <w:shd w:fill="FFFFFF" w:val="clear"/>
+            <w:tcMar>
+              <w:top w:type="dxa" w:w="70"/>
+              <w:left w:type="dxa" w:w="110"/>
+              <w:bottom w:type="dxa" w:w="70"/>
+              <w:right w:type="dxa" w:w="110"/>
+            </w:tcMar>
+            <w:vAlign w:val="center"/>
+          </w:tcPr>
+          <w:p>
+            <w:pPr>
+              <w:spacing w:after="0"/>
+            </w:pPr>
+            <w:r>
+              <w:rPr>
+                <w:sz w:val="19"/>
+                <w:szCs w:val="19"/>
+              </w:rPr>
+              <w:t xml:space="preserve">可減費用課 17%，或不減費用課 15%</w:t>
+            </w:r>
+          </w:p>
+        </w:tc>
+        <w:tc>
+          <w:tcPr>
+            <w:tcW w:type="dxa" w:w="3500"/>
+            <w:tcBorders>
+              <w:top w:val="single" w:color="BFBFBF" w:sz="1"/>
+              <w:left w:val="single" w:color="BFBFBF" w:sz="1"/>
+              <w:bottom w:val="single" w:color="BFBFBF" w:sz="1"/>
+              <w:right w:val="single" w:color="BFBFBF" w:sz="1"/>
+            </w:tcBorders>
+            <w:shd w:fill="FFFFFF" w:val="clear"/>
+            <w:tcMar>
+              <w:top w:type="dxa" w:w="70"/>
+              <w:left w:type="dxa" w:w="110"/>
+              <w:bottom w:type="dxa" w:w="70"/>
+              <w:right w:type="dxa" w:w="110"/>
+            </w:tcMar>
+            <w:vAlign w:val="center"/>
+          </w:tcPr>
+          <w:p>
+            <w:pPr>
+              <w:spacing w:after="0"/>
+            </w:pPr>
+            <w:r>
+              <w:rPr>
+                <w:sz w:val="19"/>
+                <w:szCs w:val="19"/>
+              </w:rPr>
+              <w:t xml:space="preserve">外國實體二擇一</w:t>
+            </w:r>
+          </w:p>
+        </w:tc>
+      </w:tr>
+      <w:tr>
+        <w:tc>
+          <w:tcPr>
+            <w:tcW w:type="dxa" w:w="2100"/>
+            <w:tcBorders>
+              <w:top w:val="single" w:color="BFBFBF" w:sz="1"/>
+              <w:left w:val="single" w:color="BFBFBF" w:sz="1"/>
+              <w:bottom w:val="single" w:color="BFBFBF" w:sz="1"/>
+              <w:right w:val="single" w:color="BFBFBF" w:sz="1"/>
+            </w:tcBorders>
+            <w:shd w:fill="F2F2F2" w:val="clear"/>
+            <w:tcMar>
+              <w:top w:type="dxa" w:w="70"/>
+              <w:left w:type="dxa" w:w="110"/>
+              <w:bottom w:type="dxa" w:w="70"/>
+              <w:right w:type="dxa" w:w="110"/>
+            </w:tcMar>
+            <w:vAlign w:val="center"/>
+          </w:tcPr>
+          <w:p>
+            <w:pPr>
+              <w:spacing w:after="0"/>
+            </w:pPr>
+            <w:r>
+              <w:rPr>
+                <w:b/>
+                <w:bCs/>
+              </w:rPr>
+              <w:t xml:space="preserve">s13(4) 部長豁免</w:t>
+            </w:r>
+          </w:p>
+        </w:tc>
+        <w:tc>
+          <w:tcPr>
+            <w:tcW w:type="dxa" w:w="3760"/>
+            <w:tcBorders>
+              <w:top w:val="single" w:color="BFBFBF" w:sz="1"/>
+              <w:left w:val="single" w:color="BFBFBF" w:sz="1"/>
+              <w:bottom w:val="single" w:color="BFBFBF" w:sz="1"/>
+              <w:right w:val="single" w:color="BFBFBF" w:sz="1"/>
+            </w:tcBorders>
+            <w:shd w:fill="F2F2F2" w:val="clear"/>
+            <w:tcMar>
+              <w:top w:type="dxa" w:w="70"/>
+              <w:left w:type="dxa" w:w="110"/>
+              <w:bottom w:type="dxa" w:w="70"/>
+              <w:right w:type="dxa" w:w="110"/>
+            </w:tcMar>
+            <w:vAlign w:val="center"/>
+          </w:tcPr>
+          <w:p>
+            <w:pPr>
+              <w:spacing w:after="0"/>
+            </w:pPr>
+            <w:r>
+              <w:rPr>
+                <w:sz w:val="19"/>
+                <w:szCs w:val="19"/>
+              </w:rPr>
+              <w:t xml:space="preserve">部長逐案具名、附條件特批免稅</w:t>
+            </w:r>
+          </w:p>
+        </w:tc>
+        <w:tc>
+          <w:tcPr>
+            <w:tcW w:type="dxa" w:w="3500"/>
+            <w:tcBorders>
+              <w:top w:val="single" w:color="BFBFBF" w:sz="1"/>
+              <w:left w:val="single" w:color="BFBFBF" w:sz="1"/>
+              <w:bottom w:val="single" w:color="BFBFBF" w:sz="1"/>
+              <w:right w:val="single" w:color="BFBFBF" w:sz="1"/>
+            </w:tcBorders>
+            <w:shd w:fill="F2F2F2" w:val="clear"/>
+            <w:tcMar>
+              <w:top w:type="dxa" w:w="70"/>
+              <w:left w:type="dxa" w:w="110"/>
+              <w:bottom w:type="dxa" w:w="70"/>
+              <w:right w:type="dxa" w:w="110"/>
+            </w:tcMar>
+            <w:vAlign w:val="center"/>
+          </w:tcPr>
+          <w:p>
+            <w:pPr>
+              <w:spacing w:after="0"/>
+            </w:pPr>
+            <w:r>
+              <w:rPr>
+                <w:sz w:val="19"/>
+                <w:szCs w:val="19"/>
+              </w:rPr>
+              <w:t xml:space="preserve">線 A 想全免的唯一路徑</w:t>
+            </w:r>
+          </w:p>
+        </w:tc>
+      </w:tr>
+      <w:tr>
+        <w:tc>
+          <w:tcPr>
+            <w:tcW w:type="dxa" w:w="2100"/>
+            <w:tcBorders>
+              <w:top w:val="single" w:color="BFBFBF" w:sz="1"/>
+              <w:left w:val="single" w:color="BFBFBF" w:sz="1"/>
+              <w:bottom w:val="single" w:color="BFBFBF" w:sz="1"/>
+              <w:right w:val="single" w:color="BFBFBF" w:sz="1"/>
+            </w:tcBorders>
+            <w:shd w:fill="FFFFFF" w:val="clear"/>
+            <w:tcMar>
+              <w:top w:type="dxa" w:w="70"/>
+              <w:left w:type="dxa" w:w="110"/>
+              <w:bottom w:type="dxa" w:w="70"/>
+              <w:right w:type="dxa" w:w="110"/>
+            </w:tcMar>
+            <w:vAlign w:val="center"/>
+          </w:tcPr>
+          <w:p>
+            <w:pPr>
+              <w:spacing w:after="0"/>
+            </w:pPr>
+            <w:r>
+              <w:rPr>
+                <w:b/>
+                <w:bCs/>
+              </w:rPr>
+              <w:t xml:space="preserve">s45AA</w:t>
+            </w:r>
+          </w:p>
+        </w:tc>
+        <w:tc>
+          <w:tcPr>
+            <w:tcW w:type="dxa" w:w="3760"/>
+            <w:tcBorders>
+              <w:top w:val="single" w:color="BFBFBF" w:sz="1"/>
+              <w:left w:val="single" w:color="BFBFBF" w:sz="1"/>
+              <w:bottom w:val="single" w:color="BFBFBF" w:sz="1"/>
+              <w:right w:val="single" w:color="BFBFBF" w:sz="1"/>
+            </w:tcBorders>
+            <w:shd w:fill="FFFFFF" w:val="clear"/>
+            <w:tcMar>
+              <w:top w:type="dxa" w:w="70"/>
+              <w:left w:type="dxa" w:w="110"/>
+              <w:bottom w:type="dxa" w:w="70"/>
+              <w:right w:type="dxa" w:w="110"/>
+            </w:tcMar>
+            <w:vAlign w:val="center"/>
+          </w:tcPr>
+          <w:p>
+            <w:pPr>
+              <w:spacing w:after="0"/>
+            </w:pPr>
+            <w:r>
+              <w:rPr>
+                <w:sz w:val="19"/>
+                <w:szCs w:val="19"/>
+              </w:rPr>
+              <w:t xml:space="preserve">違反豁免條件時回溯追稅的機制</w:t>
+            </w:r>
+          </w:p>
+        </w:tc>
+        <w:tc>
+          <w:tcPr>
+            <w:tcW w:type="dxa" w:w="3500"/>
+            <w:tcBorders>
+              <w:top w:val="single" w:color="BFBFBF" w:sz="1"/>
+              <w:left w:val="single" w:color="BFBFBF" w:sz="1"/>
+              <w:bottom w:val="single" w:color="BFBFBF" w:sz="1"/>
+              <w:right w:val="single" w:color="BFBFBF" w:sz="1"/>
+            </w:tcBorders>
+            <w:shd w:fill="FFFFFF" w:val="clear"/>
+            <w:tcMar>
+              <w:top w:type="dxa" w:w="70"/>
+              <w:left w:type="dxa" w:w="110"/>
+              <w:bottom w:type="dxa" w:w="70"/>
+              <w:right w:type="dxa" w:w="110"/>
+            </w:tcMar>
+            <w:vAlign w:val="center"/>
+          </w:tcPr>
+          <w:p>
+            <w:pPr>
+              <w:spacing w:after="0"/>
+            </w:pPr>
+            <w:r>
+              <w:rPr>
+                <w:sz w:val="19"/>
+                <w:szCs w:val="19"/>
+              </w:rPr>
+              <w:t xml:space="preserve">管「核准退稅之後」的違約</w:t>
+            </w:r>
+          </w:p>
+        </w:tc>
+      </w:tr>
+      <w:tr>
+        <w:tc>
+          <w:tcPr>
+            <w:tcW w:type="dxa" w:w="2100"/>
+            <w:tcBorders>
+              <w:top w:val="single" w:color="BFBFBF" w:sz="1"/>
+              <w:left w:val="single" w:color="BFBFBF" w:sz="1"/>
+              <w:bottom w:val="single" w:color="BFBFBF" w:sz="1"/>
+              <w:right w:val="single" w:color="BFBFBF" w:sz="1"/>
+            </w:tcBorders>
+            <w:shd w:fill="F2F2F2" w:val="clear"/>
+            <w:tcMar>
+              <w:top w:type="dxa" w:w="70"/>
+              <w:left w:type="dxa" w:w="110"/>
+              <w:bottom w:type="dxa" w:w="70"/>
+              <w:right w:type="dxa" w:w="110"/>
+            </w:tcMar>
+            <w:vAlign w:val="center"/>
+          </w:tcPr>
+          <w:p>
+            <w:pPr>
+              <w:spacing w:after="0"/>
+            </w:pPr>
+            <w:r>
+              <w:rPr>
+                <w:b/>
+                <w:bCs/>
+              </w:rPr>
+              <w:t xml:space="preserve">BEPS</w:t>
+            </w:r>
+          </w:p>
+        </w:tc>
+        <w:tc>
+          <w:tcPr>
+            <w:tcW w:type="dxa" w:w="3760"/>
+            <w:tcBorders>
+              <w:top w:val="single" w:color="BFBFBF" w:sz="1"/>
+              <w:left w:val="single" w:color="BFBFBF" w:sz="1"/>
+              <w:bottom w:val="single" w:color="BFBFBF" w:sz="1"/>
+              <w:right w:val="single" w:color="BFBFBF" w:sz="1"/>
+            </w:tcBorders>
+            <w:shd w:fill="F2F2F2" w:val="clear"/>
+            <w:tcMar>
+              <w:top w:type="dxa" w:w="70"/>
+              <w:left w:type="dxa" w:w="110"/>
+              <w:bottom w:type="dxa" w:w="70"/>
+              <w:right w:type="dxa" w:w="110"/>
+            </w:tcMar>
+            <w:vAlign w:val="center"/>
+          </w:tcPr>
+          <w:p>
+            <w:pPr>
+              <w:spacing w:after="0"/>
+            </w:pPr>
+            <w:r>
+              <w:rPr>
+                <w:sz w:val="19"/>
+                <w:szCs w:val="19"/>
+              </w:rPr>
+              <w:t xml:space="preserve">OECD 反避稅框架（防稅基侵蝕、利潤移轉）</w:t>
+            </w:r>
+          </w:p>
+        </w:tc>
+        <w:tc>
+          <w:tcPr>
+            <w:tcW w:type="dxa" w:w="3500"/>
+            <w:tcBorders>
+              <w:top w:val="single" w:color="BFBFBF" w:sz="1"/>
+              <w:left w:val="single" w:color="BFBFBF" w:sz="1"/>
+              <w:bottom w:val="single" w:color="BFBFBF" w:sz="1"/>
+              <w:right w:val="single" w:color="BFBFBF" w:sz="1"/>
+            </w:tcBorders>
+            <w:shd w:fill="F2F2F2" w:val="clear"/>
+            <w:tcMar>
+              <w:top w:type="dxa" w:w="70"/>
+              <w:left w:type="dxa" w:w="110"/>
+              <w:bottom w:type="dxa" w:w="70"/>
+              <w:right w:type="dxa" w:w="110"/>
+            </w:tcMar>
+            <w:vAlign w:val="center"/>
+          </w:tcPr>
+          <w:p>
+            <w:pPr>
+              <w:spacing w:after="0"/>
+            </w:pPr>
+            <w:r>
+              <w:rPr>
+                <w:sz w:val="19"/>
+                <w:szCs w:val="19"/>
+              </w:rPr>
+              <w:t xml:space="preserve">帶來經濟實質要求</w:t>
+            </w:r>
+          </w:p>
+        </w:tc>
+      </w:tr>
+      <w:tr>
+        <w:tc>
+          <w:tcPr>
+            <w:tcW w:type="dxa" w:w="2100"/>
+            <w:tcBorders>
+              <w:top w:val="single" w:color="BFBFBF" w:sz="1"/>
+              <w:left w:val="single" w:color="BFBFBF" w:sz="1"/>
+              <w:bottom w:val="single" w:color="BFBFBF" w:sz="1"/>
+              <w:right w:val="single" w:color="BFBFBF" w:sz="1"/>
+            </w:tcBorders>
+            <w:shd w:fill="FFFFFF" w:val="clear"/>
+            <w:tcMar>
+              <w:top w:type="dxa" w:w="70"/>
+              <w:left w:type="dxa" w:w="110"/>
+              <w:bottom w:type="dxa" w:w="70"/>
+              <w:right w:type="dxa" w:w="110"/>
+            </w:tcMar>
+            <w:vAlign w:val="center"/>
+          </w:tcPr>
+          <w:p>
+            <w:pPr>
+              <w:spacing w:after="0"/>
+            </w:pPr>
+            <w:r>
+              <w:rPr>
+                <w:b/>
+                <w:bCs/>
+              </w:rPr>
+              <w:t xml:space="preserve">經濟實質</w:t>
+            </w:r>
+          </w:p>
+        </w:tc>
+        <w:tc>
+          <w:tcPr>
+            <w:tcW w:type="dxa" w:w="3760"/>
+            <w:tcBorders>
+              <w:top w:val="single" w:color="BFBFBF" w:sz="1"/>
+              <w:left w:val="single" w:color="BFBFBF" w:sz="1"/>
+              <w:bottom w:val="single" w:color="BFBFBF" w:sz="1"/>
+              <w:right w:val="single" w:color="BFBFBF" w:sz="1"/>
+            </w:tcBorders>
+            <w:shd w:fill="FFFFFF" w:val="clear"/>
+            <w:tcMar>
+              <w:top w:type="dxa" w:w="70"/>
+              <w:left w:type="dxa" w:w="110"/>
+              <w:bottom w:type="dxa" w:w="70"/>
+              <w:right w:type="dxa" w:w="110"/>
+            </w:tcMar>
+            <w:vAlign w:val="center"/>
+          </w:tcPr>
+          <w:p>
+            <w:pPr>
+              <w:spacing w:after="0"/>
+            </w:pPr>
+            <w:r>
+              <w:rPr>
+                <w:sz w:val="19"/>
+                <w:szCs w:val="19"/>
+              </w:rPr>
+              <w:t xml:space="preserve">要享優惠須有真員工、真支出、真活動</w:t>
+            </w:r>
+          </w:p>
+        </w:tc>
+        <w:tc>
+          <w:tcPr>
+            <w:tcW w:type="dxa" w:w="3500"/>
+            <w:tcBorders>
+              <w:top w:val="single" w:color="BFBFBF" w:sz="1"/>
+              <w:left w:val="single" w:color="BFBFBF" w:sz="1"/>
+              <w:bottom w:val="single" w:color="BFBFBF" w:sz="1"/>
+              <w:right w:val="single" w:color="BFBFBF" w:sz="1"/>
+            </w:tcBorders>
+            <w:shd w:fill="FFFFFF" w:val="clear"/>
+            <w:tcMar>
+              <w:top w:type="dxa" w:w="70"/>
+              <w:left w:type="dxa" w:w="110"/>
+              <w:bottom w:type="dxa" w:w="70"/>
+              <w:right w:type="dxa" w:w="110"/>
+            </w:tcMar>
+            <w:vAlign w:val="center"/>
+          </w:tcPr>
+          <w:p>
+            <w:pPr>
+              <w:spacing w:after="0"/>
+            </w:pPr>
+            <w:r>
+              <w:rPr>
+                <w:sz w:val="19"/>
+                <w:szCs w:val="19"/>
+              </w:rPr>
+              <w:t xml:space="preserve">豁免成立的命脈</w:t>
+            </w:r>
+          </w:p>
+        </w:tc>
+      </w:tr>
+      <w:tr>
+        <w:tc>
+          <w:tcPr>
+            <w:tcW w:type="dxa" w:w="2100"/>
+            <w:tcBorders>
+              <w:top w:val="single" w:color="BFBFBF" w:sz="1"/>
+              <w:left w:val="single" w:color="BFBFBF" w:sz="1"/>
+              <w:bottom w:val="single" w:color="BFBFBF" w:sz="1"/>
+              <w:right w:val="single" w:color="BFBFBF" w:sz="1"/>
+            </w:tcBorders>
+            <w:shd w:fill="F2F2F2" w:val="clear"/>
+            <w:tcMar>
+              <w:top w:type="dxa" w:w="70"/>
+              <w:left w:type="dxa" w:w="110"/>
+              <w:bottom w:type="dxa" w:w="70"/>
+              <w:right w:type="dxa" w:w="110"/>
+            </w:tcMar>
+            <w:vAlign w:val="center"/>
+          </w:tcPr>
+          <w:p>
+            <w:pPr>
+              <w:spacing w:after="0"/>
+            </w:pPr>
+            <w:r>
+              <w:rPr>
+                <w:b/>
+                <w:bCs/>
+              </w:rPr>
               <w:t xml:space="preserve">可追溯性 traceability</w:t>
             </w:r>
           </w:p>
@@ -5020,7 +7348,7 @@
               <w:bottom w:val="single" w:color="BFBFBF" w:sz="1"/>
               <w:right w:val="single" w:color="BFBFBF" w:sz="1"/>
             </w:tcBorders>
-            <w:shd w:fill="FFFFFF" w:val="clear"/>
+            <w:shd w:fill="F2F2F2" w:val="clear"/>
             <w:tcMar>
               <w:top w:type="dxa" w:w="70"/>
               <w:left w:type="dxa" w:w="110"/>
@@ -5051,7 +7379,7 @@
               <w:bottom w:val="single" w:color="BFBFBF" w:sz="1"/>
               <w:right w:val="single" w:color="BFBFBF" w:sz="1"/>
             </w:tcBorders>
-            <w:shd w:fill="FFFFFF" w:val="clear"/>
+            <w:shd w:fill="F2F2F2" w:val="clear"/>
             <w:tcMar>
               <w:top w:type="dxa" w:w="70"/>
               <w:left w:type="dxa" w:w="110"/>
@@ -5113,9 +7441,87 @@
         <w:t xml:space="preserve">[1] </w:t>
       </w:r>
       <w:r>
-        <w:t xml:space="preserve">IRAS — Payments that are subject to withholding tax：利息是否由新加坡 PE 負擔／是否新加坡來源之判定；PE 17% 課稅與結算退稅。 </w:t>
-      </w:r>
-      <w:hyperlink w:history="1" r:id="rIdcgeux4rlihru_6rfcw35q">
+        <w:t xml:space="preserve">Singapore Statutes Online — Income Tax Act 1947, s13(4) 部長豁免；具名公告例：Income Tax (Concerto Singapore Pte Ltd — s13(4) Exemption) Notification 2023。 </w:t>
+      </w:r>
+      <w:hyperlink w:history="1" r:id="rId_-5uggkgzghj2cjupjexb">
+        <w:r>
+          <w:rPr>
+            <w:rStyle w:val="Hyperlink"/>
+            <w:sz w:val="18"/>
+            <w:szCs w:val="18"/>
+          </w:rPr>
+          <w:t xml:space="preserve">https://sso.agc.gov.sg/Act/ITA1947</w:t>
+        </w:r>
+      </w:hyperlink>
+    </w:p>
+    <w:p>
+      <w:pPr>
+        <w:spacing w:after="120" w:line="280"/>
+      </w:pPr>
+      <w:r>
+        <w:rPr>
+          <w:b/>
+          <w:bCs/>
+          <w:color w:val="2E75B6"/>
+        </w:rPr>
+        <w:t xml:space="preserve">[2] </w:t>
+      </w:r>
+      <w:r>
+        <w:t xml:space="preserve">Singapore Statutes Online — Income Tax Act 1947, s45AA：違反 s13(4) 條件之視為已扣繳而可追回之稅款。 </w:t>
+      </w:r>
+      <w:hyperlink w:history="1" r:id="rIdpzxzlzcsej1g1-h9ccspy">
+        <w:r>
+          <w:rPr>
+            <w:rStyle w:val="Hyperlink"/>
+            <w:sz w:val="18"/>
+            <w:szCs w:val="18"/>
+          </w:rPr>
+          <w:t xml:space="preserve">https://sso.agc.gov.sg/act/ita1947?ProvIds=P14-</w:t>
+        </w:r>
+      </w:hyperlink>
+    </w:p>
+    <w:p>
+      <w:pPr>
+        <w:spacing w:after="120" w:line="280"/>
+      </w:pPr>
+      <w:r>
+        <w:rPr>
+          <w:b/>
+          <w:bCs/>
+          <w:color w:val="2E75B6"/>
+        </w:rPr>
+        <w:t xml:space="preserve">[3] </w:t>
+      </w:r>
+      <w:r>
+        <w:t xml:space="preserve">Raffles Corporate Services — Foreign-Sourced Income Exemption / BEPS 經濟實質要求（2024/1 起，缺乏實質之主體某些所得不再享豁免）。 </w:t>
+      </w:r>
+      <w:hyperlink w:history="1" r:id="rIdod2xoymcynlylugxtnr3-">
+        <w:r>
+          <w:rPr>
+            <w:rStyle w:val="Hyperlink"/>
+            <w:sz w:val="18"/>
+            <w:szCs w:val="18"/>
+          </w:rPr>
+          <w:t xml:space="preserve">https://rafflescorporateservices.com/foreign-sourced-income-exemption-in-singapore-section-138-practical-guide-2026/</w:t>
+        </w:r>
+      </w:hyperlink>
+    </w:p>
+    <w:p>
+      <w:pPr>
+        <w:spacing w:after="120" w:line="280"/>
+      </w:pPr>
+      <w:r>
+        <w:rPr>
+          <w:b/>
+          <w:bCs/>
+          <w:color w:val="2E75B6"/>
+        </w:rPr>
+        <w:t xml:space="preserve">[4] </w:t>
+      </w:r>
+      <w:r>
+        <w:t xml:space="preserve">IRAS — Payments subject to withholding tax：利息是否由新加坡 PE 負擔／新加坡來源之判定；PE 17% 課稅與結算退稅。 </w:t>
+      </w:r>
+      <w:hyperlink w:history="1" r:id="rIdjrvigtaiotcpeinjrzu-z">
         <w:r>
           <w:rPr>
             <w:rStyle w:val="Hyperlink"/>
@@ -5136,12 +7542,12 @@
           <w:bCs/>
           <w:color w:val="2E75B6"/>
         </w:rPr>
-        <w:t xml:space="preserve">[2] </w:t>
-      </w:r>
-      <w:r>
-        <w:t xml:space="preserve">IRAS — Payments that are NOT subject to withholding tax：付予新加坡分公司之 s12(6)/(7) 款項豁免；specified entities 與貨櫃租賃等掛 2031/12/31 落日之法定豁免。 </w:t>
-      </w:r>
-      <w:hyperlink w:history="1" r:id="rIdtlbzyqfowqoqwsdpfosuf">
+        <w:t xml:space="preserve">[5] </w:t>
+      </w:r>
+      <w:r>
+        <w:t xml:space="preserve">IRAS — Payments NOT subject to withholding tax：付予新加坡分公司之 s12(6)/(7) 款項豁免；specified entities／2031 落日之法定豁免。 </w:t>
+      </w:r>
+      <w:hyperlink w:history="1" r:id="rIdl1afu5kawf3lije1xczao">
         <w:r>
           <w:rPr>
             <w:rStyle w:val="Hyperlink"/>
@@ -5162,12 +7568,12 @@
           <w:bCs/>
           <w:color w:val="2E75B6"/>
         </w:rPr>
-        <w:t xml:space="preserve">[3] </w:t>
-      </w:r>
-      <w:r>
-        <w:t xml:space="preserve">Rikvin — Singapore Withholding Tax：15%/10% 優惠率適用條件（非源自新加坡營業、與 PE 無實質關聯）；其餘適用 17%。 </w:t>
-      </w:r>
-      <w:hyperlink w:history="1" r:id="rIdp2ugrfegi0u19zbn-hc3j">
+        <w:t xml:space="preserve">[6] </w:t>
+      </w:r>
+      <w:r>
+        <w:t xml:space="preserve">Rikvin — Singapore Withholding Tax：15%/10% 優惠率適用條件；其餘適用 17%。 </w:t>
+      </w:r>
+      <w:hyperlink w:history="1" r:id="rIdpxv6zmjwaazzjopinyhgv">
         <w:r>
           <w:rPr>
             <w:rStyle w:val="Hyperlink"/>
@@ -5188,64 +7594,12 @@
           <w:bCs/>
           <w:color w:val="2E75B6"/>
         </w:rPr>
-        <w:t xml:space="preserve">[4] </w:t>
-      </w:r>
-      <w:r>
-        <w:t xml:space="preserve">SingaporeLegalAdvice — Withholding Tax：利息 15%、付予新加坡分公司之豁免、境外不動產借款等不課情形。 </w:t>
-      </w:r>
-      <w:hyperlink w:history="1" r:id="rIdxszqu-qg-bpxbuerfu7z8">
-        <w:r>
-          <w:rPr>
-            <w:rStyle w:val="Hyperlink"/>
-            <w:sz w:val="18"/>
-            <w:szCs w:val="18"/>
-          </w:rPr>
-          <w:t xml:space="preserve">https://singaporelegaladvice.com/law-articles/withholding-tax-pay-singapore/</w:t>
-        </w:r>
-      </w:hyperlink>
-    </w:p>
-    <w:p>
-      <w:pPr>
-        <w:spacing w:after="120" w:line="280"/>
-      </w:pPr>
-      <w:r>
-        <w:rPr>
-          <w:b/>
-          <w:bCs/>
-          <w:color w:val="2E75B6"/>
-        </w:rPr>
-        <w:t xml:space="preserve">[5] </w:t>
-      </w:r>
-      <w:r>
-        <w:t xml:space="preserve">IRAS — Taxable &amp; Non-Taxable Income：非營運於新加坡之外國企業，其境外來源所得匯入不課稅之原則。 </w:t>
-      </w:r>
-      <w:hyperlink w:history="1" r:id="rIdv46uhtleyxs3gowawnrbs">
-        <w:r>
-          <w:rPr>
-            <w:rStyle w:val="Hyperlink"/>
-            <w:sz w:val="18"/>
-            <w:szCs w:val="18"/>
-          </w:rPr>
-          <w:t xml:space="preserve">https://www.iras.gov.sg/taxes/corporate-income-tax/income-deductions-for-companies/taxable-non-taxable-income</w:t>
-        </w:r>
-      </w:hyperlink>
-    </w:p>
-    <w:p>
-      <w:pPr>
-        <w:spacing w:after="120" w:line="280"/>
-      </w:pPr>
-      <w:r>
-        <w:rPr>
-          <w:b/>
-          <w:bCs/>
-          <w:color w:val="2E75B6"/>
-        </w:rPr>
-        <w:t xml:space="preserve">[6] </w:t>
+        <w:t xml:space="preserve">[7] </w:t>
       </w:r>
       <w:r>
         <w:t xml:space="preserve">台灣證券交易所 公開資訊觀測站（MOPS）— 聯電（2303）綠色債券公告，112-1 期，代號 B638BH。 </w:t>
       </w:r>
-      <w:hyperlink w:history="1" r:id="rIde4lsmjoeuxqy5mu_t-b3o">
+      <w:hyperlink w:history="1" r:id="rIdo9s82mr0ulsuduziobve6">
         <w:r>
           <w:rPr>
             <w:rStyle w:val="Hyperlink"/>
@@ -5266,12 +7620,12 @@
           <w:bCs/>
           <w:color w:val="2E75B6"/>
         </w:rPr>
-        <w:t xml:space="preserve">[7] </w:t>
+        <w:t xml:space="preserve">[8] </w:t>
       </w:r>
       <w:r>
         <w:t xml:space="preserve">PwC Worldwide Tax Summaries — 台灣公司所得稅（營所稅 20%）與國外稅額扣抵框架。 </w:t>
       </w:r>
-      <w:hyperlink w:history="1" r:id="rIdssm7trskrkjph8b8emeje">
+      <w:hyperlink w:history="1" r:id="rId0b4lytdxukof9s0v0jwiv">
         <w:r>
           <w:rPr>
             <w:rStyle w:val="Hyperlink"/>
